--- a/quality_documentation/curepy_requirements.docx
+++ b/quality_documentation/curepy_requirements.docx
@@ -1,6 +1,6 @@
 
 <file path=word/document.xml><?xml version="1.0" encoding="utf-8"?>
-<w:document xmlns:wpc="http://schemas.microsoft.com/office/word/2010/wordprocessingCanvas" xmlns:cx="http://schemas.microsoft.com/office/drawing/2014/chartex" xmlns:cx1="http://schemas.microsoft.com/office/drawing/2015/9/8/chartex" xmlns:cx2="http://schemas.microsoft.com/office/drawing/2015/10/21/chartex" xmlns:cx3="http://schemas.microsoft.com/office/drawing/2016/5/9/chartex" xmlns:cx4="http://schemas.microsoft.com/office/drawing/2016/5/10/chartex" xmlns:cx5="http://schemas.microsoft.com/office/drawing/2016/5/11/chartex" xmlns:cx6="http://schemas.microsoft.com/office/drawing/2016/5/12/chartex" xmlns:cx7="http://schemas.microsoft.com/office/drawing/2016/5/13/chartex" xmlns:cx8="http://schemas.microsoft.com/office/drawing/2016/5/14/chartex" xmlns:mc="http://schemas.openxmlformats.org/markup-compatibility/2006" xmlns:aink="http://schemas.microsoft.com/office/drawing/2016/ink" xmlns:am3d="http://schemas.microsoft.com/office/drawing/2017/model3d" xmlns:o="urn:schemas-microsoft-com:office:office" xmlns:r="http://schemas.openxmlformats.org/officeDocument/2006/relationships" xmlns:m="http://schemas.openxmlformats.org/officeDocument/2006/math" xmlns:v="urn:schemas-microsoft-com:vml" xmlns:wp14="http://schemas.microsoft.com/office/word/2010/wordprocessingDrawing" xmlns:wp="http://schemas.openxmlformats.org/drawingml/2006/wordprocessingDrawing" xmlns:w10="urn:schemas-microsoft-com:office:word" xmlns:w="http://schemas.openxmlformats.org/wordprocessingml/2006/main" xmlns:w14="http://schemas.microsoft.com/office/word/2010/wordml" xmlns:w15="http://schemas.microsoft.com/office/word/2012/wordml" xmlns:w16cid="http://schemas.microsoft.com/office/word/2016/wordml/cid" xmlns:w16se="http://schemas.microsoft.com/office/word/2015/wordml/symex" xmlns:wpg="http://schemas.microsoft.com/office/word/2010/wordprocessingGroup" xmlns:wpi="http://schemas.microsoft.com/office/word/2010/wordprocessingInk" xmlns:wne="http://schemas.microsoft.com/office/word/2006/wordml" xmlns:wps="http://schemas.microsoft.com/office/word/2010/wordprocessingShape" mc:Ignorable="w14 w15 w16se w16cid wp14">
+<w:document xmlns:wpc="http://schemas.microsoft.com/office/word/2010/wordprocessingCanvas" xmlns:cx="http://schemas.microsoft.com/office/drawing/2014/chartex" xmlns:cx1="http://schemas.microsoft.com/office/drawing/2015/9/8/chartex" xmlns:cx2="http://schemas.microsoft.com/office/drawing/2015/10/21/chartex" xmlns:cx3="http://schemas.microsoft.com/office/drawing/2016/5/9/chartex" xmlns:cx4="http://schemas.microsoft.com/office/drawing/2016/5/10/chartex" xmlns:cx5="http://schemas.microsoft.com/office/drawing/2016/5/11/chartex" xmlns:cx6="http://schemas.microsoft.com/office/drawing/2016/5/12/chartex" xmlns:cx7="http://schemas.microsoft.com/office/drawing/2016/5/13/chartex" xmlns:cx8="http://schemas.microsoft.com/office/drawing/2016/5/14/chartex" xmlns:mc="http://schemas.openxmlformats.org/markup-compatibility/2006" xmlns:aink="http://schemas.microsoft.com/office/drawing/2016/ink" xmlns:am3d="http://schemas.microsoft.com/office/drawing/2017/model3d" xmlns:o="urn:schemas-microsoft-com:office:office" xmlns:oel="http://schemas.microsoft.com/office/2019/extlst" xmlns:r="http://schemas.openxmlformats.org/officeDocument/2006/relationships" xmlns:m="http://schemas.openxmlformats.org/officeDocument/2006/math" xmlns:v="urn:schemas-microsoft-com:vml" xmlns:wp14="http://schemas.microsoft.com/office/word/2010/wordprocessingDrawing" xmlns:wp="http://schemas.openxmlformats.org/drawingml/2006/wordprocessingDrawing" xmlns:w10="urn:schemas-microsoft-com:office:word" xmlns:w="http://schemas.openxmlformats.org/wordprocessingml/2006/main" xmlns:w14="http://schemas.microsoft.com/office/word/2010/wordml" xmlns:w15="http://schemas.microsoft.com/office/word/2012/wordml" xmlns:w16cex="http://schemas.microsoft.com/office/word/2018/wordml/cex" xmlns:w16cid="http://schemas.microsoft.com/office/word/2016/wordml/cid" xmlns:w16="http://schemas.microsoft.com/office/word/2018/wordml" xmlns:w16du="http://schemas.microsoft.com/office/word/2023/wordml/word16du" xmlns:w16sdtdh="http://schemas.microsoft.com/office/word/2020/wordml/sdtdatahash" xmlns:w16sdtfl="http://schemas.microsoft.com/office/word/2024/wordml/sdtformatlock" xmlns:w16se="http://schemas.microsoft.com/office/word/2015/wordml/symex" xmlns:wpg="http://schemas.microsoft.com/office/word/2010/wordprocessingGroup" xmlns:wpi="http://schemas.microsoft.com/office/word/2010/wordprocessingInk" xmlns:wne="http://schemas.microsoft.com/office/word/2006/wordml" xmlns:wps="http://schemas.microsoft.com/office/word/2010/wordprocessingShape" mc:Ignorable="w14 w15 w16se w16cid w16 w16cex w16sdtdh w16sdtfl w16du wp14">
   <w:body>
     <w:p>
       <w:pPr>
@@ -120,9 +120,11 @@
               <w:pStyle w:val="NPLFrontTitle"/>
               <w:jc w:val="both"/>
             </w:pPr>
+            <w:proofErr w:type="spellStart"/>
             <w:r>
-              <w:t>Project name</w:t>
+              <w:t>Curepy</w:t>
             </w:r>
+            <w:proofErr w:type="spellEnd"/>
           </w:p>
           <w:p>
             <w:pPr>
@@ -170,7 +172,7 @@
               <w:jc w:val="both"/>
             </w:pPr>
             <w:r>
-              <w:t>authors</w:t>
+              <w:t>Pieter De Vis, Joe Riordan</w:t>
             </w:r>
           </w:p>
         </w:tc>
@@ -201,7 +203,7 @@
                 <w:bCs w:val="0"/>
                 <w:sz w:val="22"/>
               </w:rPr>
-              <w:t>date</w:t>
+              <w:t>01/12/2025</w:t>
             </w:r>
           </w:p>
         </w:tc>
@@ -296,7 +298,6 @@
               <w:bottom w:val="single" w:sz="4" w:space="0" w:color="000000"/>
               <w:right w:val="single" w:sz="4" w:space="0" w:color="000000"/>
             </w:tcBorders>
-            <w:shd w:val="clear" w:color="auto" w:fill="auto"/>
           </w:tcPr>
           <w:p>
             <w:pPr>
@@ -322,7 +323,6 @@
               <w:bottom w:val="single" w:sz="4" w:space="0" w:color="000000"/>
               <w:right w:val="single" w:sz="4" w:space="0" w:color="000000"/>
             </w:tcBorders>
-            <w:shd w:val="clear" w:color="auto" w:fill="auto"/>
           </w:tcPr>
           <w:p>
             <w:pPr>
@@ -348,7 +348,6 @@
               <w:bottom w:val="single" w:sz="4" w:space="0" w:color="000000"/>
               <w:right w:val="single" w:sz="4" w:space="0" w:color="000000"/>
             </w:tcBorders>
-            <w:shd w:val="clear" w:color="auto" w:fill="auto"/>
           </w:tcPr>
           <w:p>
             <w:pPr>
@@ -374,7 +373,6 @@
               <w:bottom w:val="single" w:sz="4" w:space="0" w:color="000000"/>
               <w:right w:val="single" w:sz="4" w:space="0" w:color="000000"/>
             </w:tcBorders>
-            <w:shd w:val="clear" w:color="auto" w:fill="auto"/>
           </w:tcPr>
           <w:p>
             <w:pPr>
@@ -402,7 +400,6 @@
               <w:bottom w:val="single" w:sz="4" w:space="0" w:color="000000"/>
               <w:right w:val="single" w:sz="4" w:space="0" w:color="000000"/>
             </w:tcBorders>
-            <w:shd w:val="clear" w:color="auto" w:fill="auto"/>
           </w:tcPr>
           <w:p>
             <w:pPr>
@@ -411,6 +408,12 @@
                 <w:bCs w:val="0"/>
               </w:rPr>
             </w:pPr>
+            <w:r>
+              <w:rPr>
+                <w:bCs w:val="0"/>
+              </w:rPr>
+              <w:t>0.1</w:t>
+            </w:r>
           </w:p>
         </w:tc>
         <w:tc>
@@ -422,7 +425,6 @@
               <w:bottom w:val="single" w:sz="4" w:space="0" w:color="000000"/>
               <w:right w:val="single" w:sz="4" w:space="0" w:color="000000"/>
             </w:tcBorders>
-            <w:shd w:val="clear" w:color="auto" w:fill="auto"/>
           </w:tcPr>
           <w:p>
             <w:pPr>
@@ -431,6 +433,12 @@
                 <w:bCs w:val="0"/>
               </w:rPr>
             </w:pPr>
+            <w:r>
+              <w:rPr>
+                <w:bCs w:val="0"/>
+              </w:rPr>
+              <w:t>01/12/2025</w:t>
+            </w:r>
           </w:p>
         </w:tc>
         <w:tc>
@@ -442,7 +450,6 @@
               <w:bottom w:val="single" w:sz="4" w:space="0" w:color="000000"/>
               <w:right w:val="single" w:sz="4" w:space="0" w:color="000000"/>
             </w:tcBorders>
-            <w:shd w:val="clear" w:color="auto" w:fill="auto"/>
           </w:tcPr>
           <w:p>
             <w:pPr>
@@ -462,7 +469,6 @@
               <w:bottom w:val="single" w:sz="4" w:space="0" w:color="000000"/>
               <w:right w:val="single" w:sz="4" w:space="0" w:color="000000"/>
             </w:tcBorders>
-            <w:shd w:val="clear" w:color="auto" w:fill="auto"/>
           </w:tcPr>
           <w:p>
             <w:pPr>
@@ -484,7 +490,6 @@
               <w:bottom w:val="single" w:sz="4" w:space="0" w:color="000000"/>
               <w:right w:val="single" w:sz="4" w:space="0" w:color="000000"/>
             </w:tcBorders>
-            <w:shd w:val="clear" w:color="auto" w:fill="auto"/>
           </w:tcPr>
           <w:p>
             <w:pPr>
@@ -505,7 +510,6 @@
               <w:bottom w:val="single" w:sz="4" w:space="0" w:color="000000"/>
               <w:right w:val="single" w:sz="4" w:space="0" w:color="000000"/>
             </w:tcBorders>
-            <w:shd w:val="clear" w:color="auto" w:fill="auto"/>
           </w:tcPr>
           <w:p>
             <w:pPr>
@@ -526,7 +530,6 @@
               <w:bottom w:val="single" w:sz="4" w:space="0" w:color="000000"/>
               <w:right w:val="single" w:sz="4" w:space="0" w:color="000000"/>
             </w:tcBorders>
-            <w:shd w:val="clear" w:color="auto" w:fill="auto"/>
           </w:tcPr>
           <w:p>
             <w:pPr>
@@ -547,7 +550,6 @@
               <w:bottom w:val="single" w:sz="4" w:space="0" w:color="000000"/>
               <w:right w:val="single" w:sz="4" w:space="0" w:color="000000"/>
             </w:tcBorders>
-            <w:shd w:val="clear" w:color="auto" w:fill="auto"/>
           </w:tcPr>
           <w:p>
             <w:pPr>
@@ -723,12 +725,117 @@
           <w:szCs w:val="20"/>
         </w:rPr>
       </w:pPr>
+      <w:proofErr w:type="spellStart"/>
       <w:r>
         <w:rPr>
           <w:sz w:val="20"/>
           <w:szCs w:val="20"/>
         </w:rPr>
-        <w:t>General description of software and its purpose.</w:t>
+        <w:t>CoMet</w:t>
+      </w:r>
+      <w:proofErr w:type="spellEnd"/>
+      <w:r>
+        <w:rPr>
+          <w:sz w:val="20"/>
+          <w:szCs w:val="20"/>
+        </w:rPr>
+        <w:t xml:space="preserve"> toolkit tool to handle uncertainties in retrievals (Comet Uncertainties </w:t>
+      </w:r>
+      <w:proofErr w:type="spellStart"/>
+      <w:r>
+        <w:rPr>
+          <w:sz w:val="20"/>
+          <w:szCs w:val="20"/>
+        </w:rPr>
+        <w:t>REtrievals</w:t>
+      </w:r>
+      <w:proofErr w:type="spellEnd"/>
+      <w:r>
+        <w:rPr>
+          <w:sz w:val="20"/>
+          <w:szCs w:val="20"/>
+        </w:rPr>
+        <w:t xml:space="preserve"> in </w:t>
+      </w:r>
+      <w:proofErr w:type="spellStart"/>
+      <w:r>
+        <w:rPr>
+          <w:sz w:val="20"/>
+          <w:szCs w:val="20"/>
+        </w:rPr>
+        <w:t>PYthon</w:t>
+      </w:r>
+      <w:proofErr w:type="spellEnd"/>
+      <w:r>
+        <w:rPr>
+          <w:sz w:val="20"/>
+          <w:szCs w:val="20"/>
+        </w:rPr>
+        <w:t xml:space="preserve"> – CUREPY). This package should be analogue to </w:t>
+      </w:r>
+      <w:proofErr w:type="spellStart"/>
+      <w:r>
+        <w:rPr>
+          <w:sz w:val="20"/>
+          <w:szCs w:val="20"/>
+        </w:rPr>
+        <w:t>Punpy</w:t>
+      </w:r>
+      <w:proofErr w:type="spellEnd"/>
+      <w:r>
+        <w:rPr>
+          <w:sz w:val="20"/>
+          <w:szCs w:val="20"/>
+        </w:rPr>
+        <w:t xml:space="preserve">, but for inverse models instead of forward models. </w:t>
+      </w:r>
+      <w:proofErr w:type="spellStart"/>
+      <w:r>
+        <w:rPr>
+          <w:sz w:val="20"/>
+          <w:szCs w:val="20"/>
+        </w:rPr>
+        <w:t>Curepy</w:t>
+      </w:r>
+      <w:proofErr w:type="spellEnd"/>
+      <w:r>
+        <w:rPr>
+          <w:sz w:val="20"/>
+          <w:szCs w:val="20"/>
+        </w:rPr>
+        <w:t xml:space="preserve"> should interface with </w:t>
+      </w:r>
+      <w:proofErr w:type="spellStart"/>
+      <w:r>
+        <w:rPr>
+          <w:sz w:val="20"/>
+          <w:szCs w:val="20"/>
+        </w:rPr>
+        <w:t>obsarray</w:t>
+      </w:r>
+      <w:proofErr w:type="spellEnd"/>
+      <w:r>
+        <w:rPr>
+          <w:sz w:val="20"/>
+          <w:szCs w:val="20"/>
+        </w:rPr>
+        <w:t xml:space="preserve"> for storing and handling of data, and </w:t>
+      </w:r>
+      <w:proofErr w:type="spellStart"/>
+      <w:r>
+        <w:rPr>
+          <w:sz w:val="20"/>
+          <w:szCs w:val="20"/>
+        </w:rPr>
+        <w:t>comet_maths</w:t>
+      </w:r>
+      <w:proofErr w:type="spellEnd"/>
+      <w:r>
+        <w:rPr>
+          <w:sz w:val="20"/>
+          <w:szCs w:val="20"/>
+        </w:rPr>
+        <w:t xml:space="preserve"> for the underlying mathematical calculations.</w:t>
       </w:r>
     </w:p>
     <w:p/>
@@ -857,6 +964,1041 @@
           <w:rFonts w:cs="Arial"/>
         </w:rPr>
         <w:t>General requirements</w:t>
+      </w:r>
+    </w:p>
+    <w:p>
+      <w:pPr>
+        <w:pStyle w:val="Heading3"/>
+        <w:rPr>
+          <w:rFonts w:cs="Arial"/>
+          <w:b w:val="0"/>
+          <w:bCs w:val="0"/>
+          <w:color w:val="4472C4" w:themeColor="accent1"/>
+          <w:shd w:val="clear" w:color="auto" w:fill="F3F3F3"/>
+          <w:lang w:val="en-US"/>
+        </w:rPr>
+      </w:pPr>
+      <w:bookmarkStart w:id="10" w:name="_Toc144034947"/>
+      <w:r>
+        <w:rPr>
+          <w:rFonts w:cs="Arial"/>
+          <w:b w:val="0"/>
+          <w:bCs w:val="0"/>
+          <w:color w:val="4472C4" w:themeColor="accent1"/>
+          <w:shd w:val="clear" w:color="auto" w:fill="F3F3F3"/>
+          <w:lang w:val="en-US"/>
+        </w:rPr>
+        <w:t xml:space="preserve">[Critical] </w:t>
+      </w:r>
+      <w:bookmarkEnd w:id="10"/>
+      <w:r>
+        <w:rPr>
+          <w:rFonts w:cs="Arial"/>
+          <w:b w:val="0"/>
+          <w:bCs w:val="0"/>
+          <w:color w:val="4472C4" w:themeColor="accent1"/>
+          <w:shd w:val="clear" w:color="auto" w:fill="F3F3F3"/>
+          <w:lang w:val="en-US"/>
+        </w:rPr>
+        <w:t xml:space="preserve">Should be developed as a </w:t>
+      </w:r>
+      <w:proofErr w:type="spellStart"/>
+      <w:r>
+        <w:rPr>
+          <w:rFonts w:cs="Arial"/>
+          <w:b w:val="0"/>
+          <w:bCs w:val="0"/>
+          <w:color w:val="4472C4" w:themeColor="accent1"/>
+          <w:shd w:val="clear" w:color="auto" w:fill="F3F3F3"/>
+          <w:lang w:val="en-US"/>
+        </w:rPr>
+        <w:t>CoMet</w:t>
+      </w:r>
+      <w:proofErr w:type="spellEnd"/>
+      <w:r>
+        <w:rPr>
+          <w:rFonts w:cs="Arial"/>
+          <w:b w:val="0"/>
+          <w:bCs w:val="0"/>
+          <w:color w:val="4472C4" w:themeColor="accent1"/>
+          <w:shd w:val="clear" w:color="auto" w:fill="F3F3F3"/>
+          <w:lang w:val="en-US"/>
+        </w:rPr>
+        <w:t xml:space="preserve"> toolkit tool</w:t>
+      </w:r>
+    </w:p>
+    <w:p>
+      <w:pPr>
+        <w:pStyle w:val="Heading3"/>
+        <w:rPr>
+          <w:rFonts w:cs="Arial"/>
+          <w:b w:val="0"/>
+          <w:bCs w:val="0"/>
+          <w:color w:val="4472C4" w:themeColor="accent1"/>
+          <w:shd w:val="clear" w:color="auto" w:fill="F3F3F3"/>
+          <w:lang w:val="en-US"/>
+        </w:rPr>
+      </w:pPr>
+      <w:r>
+        <w:rPr>
+          <w:rFonts w:cs="Arial"/>
+          <w:b w:val="0"/>
+          <w:bCs w:val="0"/>
+          <w:color w:val="4472C4" w:themeColor="accent1"/>
+          <w:shd w:val="clear" w:color="auto" w:fill="F3F3F3"/>
+          <w:lang w:val="en-US"/>
+        </w:rPr>
+        <w:t xml:space="preserve">[Critical] This package should be analogue to </w:t>
+      </w:r>
+      <w:proofErr w:type="spellStart"/>
+      <w:r>
+        <w:rPr>
+          <w:rFonts w:cs="Arial"/>
+          <w:b w:val="0"/>
+          <w:bCs w:val="0"/>
+          <w:color w:val="4472C4" w:themeColor="accent1"/>
+          <w:shd w:val="clear" w:color="auto" w:fill="F3F3F3"/>
+          <w:lang w:val="en-US"/>
+        </w:rPr>
+        <w:t>Punpy</w:t>
+      </w:r>
+      <w:proofErr w:type="spellEnd"/>
+      <w:r>
+        <w:rPr>
+          <w:rFonts w:cs="Arial"/>
+          <w:b w:val="0"/>
+          <w:bCs w:val="0"/>
+          <w:color w:val="4472C4" w:themeColor="accent1"/>
+          <w:shd w:val="clear" w:color="auto" w:fill="F3F3F3"/>
+          <w:lang w:val="en-US"/>
+        </w:rPr>
+        <w:t xml:space="preserve">, but for inverse models instead of forward models. </w:t>
+      </w:r>
+    </w:p>
+    <w:p>
+      <w:pPr>
+        <w:pStyle w:val="Heading3"/>
+        <w:rPr>
+          <w:rFonts w:cs="Arial"/>
+          <w:b w:val="0"/>
+          <w:bCs w:val="0"/>
+          <w:color w:val="4472C4" w:themeColor="accent1"/>
+          <w:shd w:val="clear" w:color="auto" w:fill="F3F3F3"/>
+          <w:lang w:val="en-US"/>
+        </w:rPr>
+      </w:pPr>
+      <w:r>
+        <w:rPr>
+          <w:rFonts w:cs="Arial"/>
+          <w:b w:val="0"/>
+          <w:bCs w:val="0"/>
+          <w:color w:val="4472C4" w:themeColor="accent1"/>
+          <w:shd w:val="clear" w:color="auto" w:fill="F3F3F3"/>
+          <w:lang w:val="en-US"/>
+        </w:rPr>
+        <w:t xml:space="preserve">[Critical] </w:t>
+      </w:r>
+      <w:proofErr w:type="spellStart"/>
+      <w:r>
+        <w:rPr>
+          <w:rFonts w:cs="Arial"/>
+          <w:b w:val="0"/>
+          <w:bCs w:val="0"/>
+          <w:color w:val="4472C4" w:themeColor="accent1"/>
+          <w:shd w:val="clear" w:color="auto" w:fill="F3F3F3"/>
+          <w:lang w:val="en-US"/>
+        </w:rPr>
+        <w:t>Curepy</w:t>
+      </w:r>
+      <w:proofErr w:type="spellEnd"/>
+      <w:r>
+        <w:rPr>
+          <w:rFonts w:cs="Arial"/>
+          <w:b w:val="0"/>
+          <w:bCs w:val="0"/>
+          <w:color w:val="4472C4" w:themeColor="accent1"/>
+          <w:shd w:val="clear" w:color="auto" w:fill="F3F3F3"/>
+          <w:lang w:val="en-US"/>
+        </w:rPr>
+        <w:t xml:space="preserve"> </w:t>
+      </w:r>
+      <w:r>
+        <w:rPr>
+          <w:rFonts w:cs="Arial"/>
+          <w:b w:val="0"/>
+          <w:bCs w:val="0"/>
+          <w:color w:val="4472C4" w:themeColor="accent1"/>
+          <w:shd w:val="clear" w:color="auto" w:fill="F3F3F3"/>
+          <w:lang w:val="en-US"/>
+        </w:rPr>
+        <w:t>should implement a number of different retrieval algorithms including:</w:t>
+      </w:r>
+    </w:p>
+    <w:p>
+      <w:pPr>
+        <w:pStyle w:val="ListParagraph"/>
+        <w:numPr>
+          <w:ilvl w:val="0"/>
+          <w:numId w:val="11"/>
+        </w:numPr>
+        <w:rPr>
+          <w:bCs w:val="0"/>
+          <w:lang w:val="en-US"/>
+        </w:rPr>
+      </w:pPr>
+      <w:r>
+        <w:rPr>
+          <w:rFonts w:cs="Arial"/>
+          <w:bCs w:val="0"/>
+          <w:color w:val="4472C4" w:themeColor="accent1"/>
+          <w:shd w:val="clear" w:color="auto" w:fill="F3F3F3"/>
+          <w:lang w:val="en-US"/>
+        </w:rPr>
+        <w:t xml:space="preserve">[Critical] </w:t>
+      </w:r>
+      <w:r>
+        <w:rPr>
+          <w:bCs w:val="0"/>
+          <w:lang w:val="en-US"/>
+        </w:rPr>
+        <w:t>MCMC</w:t>
+      </w:r>
+    </w:p>
+    <w:p>
+      <w:pPr>
+        <w:pStyle w:val="ListParagraph"/>
+        <w:numPr>
+          <w:ilvl w:val="0"/>
+          <w:numId w:val="11"/>
+        </w:numPr>
+        <w:rPr>
+          <w:bCs w:val="0"/>
+          <w:lang w:val="en-US"/>
+        </w:rPr>
+      </w:pPr>
+      <w:r>
+        <w:rPr>
+          <w:rFonts w:cs="Arial"/>
+          <w:bCs w:val="0"/>
+          <w:color w:val="4472C4" w:themeColor="accent1"/>
+          <w:shd w:val="clear" w:color="auto" w:fill="F3F3F3"/>
+          <w:lang w:val="en-US"/>
+        </w:rPr>
+        <w:t xml:space="preserve">[Critical] </w:t>
+      </w:r>
+      <w:r>
+        <w:rPr>
+          <w:bCs w:val="0"/>
+          <w:lang w:val="en-US"/>
+        </w:rPr>
+        <w:t>Optimal estimation (i.e. using Jacobian)</w:t>
+      </w:r>
+    </w:p>
+    <w:p>
+      <w:pPr>
+        <w:pStyle w:val="ListParagraph"/>
+        <w:numPr>
+          <w:ilvl w:val="0"/>
+          <w:numId w:val="11"/>
+        </w:numPr>
+        <w:rPr>
+          <w:bCs w:val="0"/>
+          <w:lang w:val="en-US"/>
+        </w:rPr>
+      </w:pPr>
+      <w:r>
+        <w:rPr>
+          <w:rFonts w:cs="Arial"/>
+          <w:bCs w:val="0"/>
+          <w:color w:val="4472C4" w:themeColor="accent1"/>
+          <w:shd w:val="clear" w:color="auto" w:fill="F3F3F3"/>
+          <w:lang w:val="en-US"/>
+        </w:rPr>
+        <w:t>[</w:t>
+      </w:r>
+      <w:r>
+        <w:rPr>
+          <w:rFonts w:cs="Arial"/>
+          <w:bCs w:val="0"/>
+          <w:color w:val="4472C4" w:themeColor="accent1"/>
+          <w:shd w:val="clear" w:color="auto" w:fill="F3F3F3"/>
+          <w:lang w:val="en-US"/>
+        </w:rPr>
+        <w:t>Major</w:t>
+      </w:r>
+      <w:r>
+        <w:rPr>
+          <w:rFonts w:cs="Arial"/>
+          <w:bCs w:val="0"/>
+          <w:color w:val="4472C4" w:themeColor="accent1"/>
+          <w:shd w:val="clear" w:color="auto" w:fill="F3F3F3"/>
+          <w:lang w:val="en-US"/>
+        </w:rPr>
+        <w:t>]</w:t>
+      </w:r>
+      <w:r>
+        <w:rPr>
+          <w:rFonts w:cs="Arial"/>
+          <w:bCs w:val="0"/>
+          <w:color w:val="4472C4" w:themeColor="accent1"/>
+          <w:shd w:val="clear" w:color="auto" w:fill="F3F3F3"/>
+          <w:lang w:val="en-US"/>
+        </w:rPr>
+        <w:t xml:space="preserve"> Non-linear constrained least squ</w:t>
+      </w:r>
+      <w:r>
+        <w:rPr>
+          <w:rFonts w:cs="Arial"/>
+          <w:bCs w:val="0"/>
+          <w:color w:val="4472C4" w:themeColor="accent1"/>
+          <w:shd w:val="clear" w:color="auto" w:fill="F3F3F3"/>
+          <w:lang w:val="en-US"/>
+        </w:rPr>
+        <w:t>a</w:t>
+      </w:r>
+      <w:r>
+        <w:rPr>
+          <w:rFonts w:cs="Arial"/>
+          <w:bCs w:val="0"/>
+          <w:color w:val="4472C4" w:themeColor="accent1"/>
+          <w:shd w:val="clear" w:color="auto" w:fill="F3F3F3"/>
+          <w:lang w:val="en-US"/>
+        </w:rPr>
+        <w:t xml:space="preserve">res method (by interfacing with </w:t>
+      </w:r>
+      <w:proofErr w:type="spellStart"/>
+      <w:r>
+        <w:rPr>
+          <w:rFonts w:cs="Arial"/>
+          <w:bCs w:val="0"/>
+          <w:color w:val="4472C4" w:themeColor="accent1"/>
+          <w:shd w:val="clear" w:color="auto" w:fill="F3F3F3"/>
+          <w:lang w:val="en-US"/>
+        </w:rPr>
+        <w:t>pynoli</w:t>
+      </w:r>
+      <w:proofErr w:type="spellEnd"/>
+      <w:r>
+        <w:rPr>
+          <w:rFonts w:cs="Arial"/>
+          <w:bCs w:val="0"/>
+          <w:color w:val="4472C4" w:themeColor="accent1"/>
+          <w:shd w:val="clear" w:color="auto" w:fill="F3F3F3"/>
+          <w:lang w:val="en-US"/>
+        </w:rPr>
+        <w:t>)</w:t>
+      </w:r>
+    </w:p>
+    <w:p>
+      <w:pPr>
+        <w:pStyle w:val="ListParagraph"/>
+        <w:numPr>
+          <w:ilvl w:val="0"/>
+          <w:numId w:val="11"/>
+        </w:numPr>
+        <w:rPr>
+          <w:bCs w:val="0"/>
+          <w:lang w:val="en-US"/>
+        </w:rPr>
+      </w:pPr>
+      <w:r>
+        <w:rPr>
+          <w:rFonts w:cs="Arial"/>
+          <w:bCs w:val="0"/>
+          <w:color w:val="4472C4" w:themeColor="accent1"/>
+          <w:shd w:val="clear" w:color="auto" w:fill="F3F3F3"/>
+          <w:lang w:val="en-US"/>
+        </w:rPr>
+        <w:t xml:space="preserve">[Minor] Use forward MC (or other </w:t>
+      </w:r>
+      <w:proofErr w:type="spellStart"/>
+      <w:r>
+        <w:rPr>
+          <w:rFonts w:cs="Arial"/>
+          <w:bCs w:val="0"/>
+          <w:color w:val="4472C4" w:themeColor="accent1"/>
+          <w:shd w:val="clear" w:color="auto" w:fill="F3F3F3"/>
+          <w:lang w:val="en-US"/>
+        </w:rPr>
+        <w:t>punpy</w:t>
+      </w:r>
+      <w:proofErr w:type="spellEnd"/>
+      <w:r>
+        <w:rPr>
+          <w:rFonts w:cs="Arial"/>
+          <w:bCs w:val="0"/>
+          <w:color w:val="4472C4" w:themeColor="accent1"/>
+          <w:shd w:val="clear" w:color="auto" w:fill="F3F3F3"/>
+          <w:lang w:val="en-US"/>
+        </w:rPr>
+        <w:t xml:space="preserve"> methods) with simple retrieval method such as least squares. </w:t>
+      </w:r>
+    </w:p>
+    <w:p>
+      <w:pPr>
+        <w:pStyle w:val="Heading3"/>
+        <w:rPr>
+          <w:rFonts w:cs="Arial"/>
+          <w:b w:val="0"/>
+          <w:bCs w:val="0"/>
+          <w:color w:val="4472C4" w:themeColor="accent1"/>
+          <w:shd w:val="clear" w:color="auto" w:fill="F3F3F3"/>
+          <w:lang w:val="en-US"/>
+        </w:rPr>
+      </w:pPr>
+      <w:r>
+        <w:rPr>
+          <w:rFonts w:cs="Arial"/>
+          <w:b w:val="0"/>
+          <w:bCs w:val="0"/>
+          <w:color w:val="4472C4" w:themeColor="accent1"/>
+          <w:shd w:val="clear" w:color="auto" w:fill="F3F3F3"/>
+          <w:lang w:val="en-US"/>
+        </w:rPr>
+        <w:t xml:space="preserve">[Major] </w:t>
+      </w:r>
+      <w:proofErr w:type="spellStart"/>
+      <w:r>
+        <w:rPr>
+          <w:rFonts w:cs="Arial"/>
+          <w:b w:val="0"/>
+          <w:bCs w:val="0"/>
+          <w:color w:val="4472C4" w:themeColor="accent1"/>
+          <w:shd w:val="clear" w:color="auto" w:fill="F3F3F3"/>
+          <w:lang w:val="en-US"/>
+        </w:rPr>
+        <w:t>Curepy</w:t>
+      </w:r>
+      <w:proofErr w:type="spellEnd"/>
+      <w:r>
+        <w:rPr>
+          <w:rFonts w:cs="Arial"/>
+          <w:b w:val="0"/>
+          <w:bCs w:val="0"/>
+          <w:color w:val="4472C4" w:themeColor="accent1"/>
+          <w:shd w:val="clear" w:color="auto" w:fill="F3F3F3"/>
+          <w:lang w:val="en-US"/>
+        </w:rPr>
+        <w:t xml:space="preserve"> should allow the user to select whether they want plots produced to inform how well the fit performed (method specific)</w:t>
+      </w:r>
+    </w:p>
+    <w:p>
+      <w:pPr>
+        <w:pStyle w:val="Heading3"/>
+        <w:rPr>
+          <w:rFonts w:cs="Arial"/>
+          <w:b w:val="0"/>
+          <w:bCs w:val="0"/>
+          <w:color w:val="4472C4" w:themeColor="accent1"/>
+          <w:shd w:val="clear" w:color="auto" w:fill="F3F3F3"/>
+          <w:lang w:val="en-US"/>
+        </w:rPr>
+      </w:pPr>
+      <w:r>
+        <w:rPr>
+          <w:rFonts w:cs="Arial"/>
+          <w:b w:val="0"/>
+          <w:bCs w:val="0"/>
+          <w:color w:val="4472C4" w:themeColor="accent1"/>
+          <w:shd w:val="clear" w:color="auto" w:fill="F3F3F3"/>
+          <w:lang w:val="en-US"/>
+        </w:rPr>
+        <w:t xml:space="preserve">[minor] </w:t>
+      </w:r>
+      <w:proofErr w:type="spellStart"/>
+      <w:r>
+        <w:rPr>
+          <w:rFonts w:cs="Arial"/>
+          <w:b w:val="0"/>
+          <w:bCs w:val="0"/>
+          <w:color w:val="4472C4" w:themeColor="accent1"/>
+          <w:shd w:val="clear" w:color="auto" w:fill="F3F3F3"/>
+          <w:lang w:val="en-US"/>
+        </w:rPr>
+        <w:t>Curepy</w:t>
+      </w:r>
+      <w:proofErr w:type="spellEnd"/>
+      <w:r>
+        <w:rPr>
+          <w:rFonts w:cs="Arial"/>
+          <w:b w:val="0"/>
+          <w:bCs w:val="0"/>
+          <w:color w:val="4472C4" w:themeColor="accent1"/>
+          <w:shd w:val="clear" w:color="auto" w:fill="F3F3F3"/>
+          <w:lang w:val="en-US"/>
+        </w:rPr>
+        <w:t xml:space="preserve"> should have the same user interface as other </w:t>
+      </w:r>
+      <w:proofErr w:type="spellStart"/>
+      <w:r>
+        <w:rPr>
+          <w:rFonts w:cs="Arial"/>
+          <w:b w:val="0"/>
+          <w:bCs w:val="0"/>
+          <w:color w:val="4472C4" w:themeColor="accent1"/>
+          <w:shd w:val="clear" w:color="auto" w:fill="F3F3F3"/>
+          <w:lang w:val="en-US"/>
+        </w:rPr>
+        <w:t>CoMet</w:t>
+      </w:r>
+      <w:proofErr w:type="spellEnd"/>
+      <w:r>
+        <w:rPr>
+          <w:rFonts w:cs="Arial"/>
+          <w:b w:val="0"/>
+          <w:bCs w:val="0"/>
+          <w:color w:val="4472C4" w:themeColor="accent1"/>
+          <w:shd w:val="clear" w:color="auto" w:fill="F3F3F3"/>
+          <w:lang w:val="en-US"/>
+        </w:rPr>
+        <w:t xml:space="preserve"> tools (i.e. not using context files).</w:t>
+      </w:r>
+    </w:p>
+    <w:p>
+      <w:pPr>
+        <w:rPr>
+          <w:rFonts w:ascii="Arial" w:hAnsi="Arial" w:cs="Arial"/>
+        </w:rPr>
+      </w:pPr>
+    </w:p>
+    <w:p>
+      <w:pPr>
+        <w:pStyle w:val="Heading2"/>
+        <w:rPr>
+          <w:rFonts w:cs="Arial"/>
+        </w:rPr>
+      </w:pPr>
+      <w:r>
+        <w:rPr>
+          <w:rFonts w:cs="Arial"/>
+        </w:rPr>
+        <w:t>User interface</w:t>
+      </w:r>
+    </w:p>
+    <w:p>
+      <w:pPr>
+        <w:rPr>
+          <w:rFonts w:ascii="Arial" w:hAnsi="Arial" w:cs="Arial"/>
+        </w:rPr>
+      </w:pPr>
+      <w:r>
+        <w:rPr>
+          <w:rFonts w:ascii="Arial" w:hAnsi="Arial" w:cs="Arial"/>
+        </w:rPr>
+        <w:t>Definition of those user interface characteristics that allow to understand and learn the software easily so the user be able to perform his/her tasks efficiently including the interface exemplar description</w:t>
+      </w:r>
+      <w:r>
+        <w:rPr>
+          <w:rFonts w:ascii="Arial" w:hAnsi="Arial" w:cs="Arial"/>
+        </w:rPr>
+        <w:t>.</w:t>
+      </w:r>
+    </w:p>
+    <w:p>
+      <w:pPr>
+        <w:pStyle w:val="Heading3"/>
+        <w:rPr>
+          <w:rFonts w:cs="Arial"/>
+          <w:b w:val="0"/>
+          <w:bCs w:val="0"/>
+          <w:color w:val="4472C4" w:themeColor="accent1"/>
+          <w:shd w:val="clear" w:color="auto" w:fill="F3F3F3"/>
+          <w:lang w:val="en-US"/>
+        </w:rPr>
+      </w:pPr>
+      <w:r>
+        <w:rPr>
+          <w:rFonts w:cs="Arial"/>
+          <w:b w:val="0"/>
+          <w:bCs w:val="0"/>
+          <w:color w:val="4472C4" w:themeColor="accent1"/>
+          <w:shd w:val="clear" w:color="auto" w:fill="F3F3F3"/>
+          <w:lang w:val="en-US"/>
+        </w:rPr>
+        <w:t xml:space="preserve">[Critical] It should be possible to run </w:t>
+      </w:r>
+      <w:proofErr w:type="spellStart"/>
+      <w:r>
+        <w:rPr>
+          <w:rFonts w:cs="Arial"/>
+          <w:b w:val="0"/>
+          <w:bCs w:val="0"/>
+          <w:color w:val="4472C4" w:themeColor="accent1"/>
+          <w:shd w:val="clear" w:color="auto" w:fill="F3F3F3"/>
+          <w:lang w:val="en-US"/>
+        </w:rPr>
+        <w:t>curepy</w:t>
+      </w:r>
+      <w:proofErr w:type="spellEnd"/>
+      <w:r>
+        <w:rPr>
+          <w:rFonts w:cs="Arial"/>
+          <w:b w:val="0"/>
+          <w:bCs w:val="0"/>
+          <w:color w:val="4472C4" w:themeColor="accent1"/>
+          <w:shd w:val="clear" w:color="auto" w:fill="F3F3F3"/>
+          <w:lang w:val="en-US"/>
+        </w:rPr>
+        <w:t xml:space="preserve"> as a standalone and using </w:t>
+      </w:r>
+      <w:proofErr w:type="spellStart"/>
+      <w:r>
+        <w:rPr>
+          <w:rFonts w:cs="Arial"/>
+          <w:b w:val="0"/>
+          <w:bCs w:val="0"/>
+          <w:color w:val="4472C4" w:themeColor="accent1"/>
+          <w:shd w:val="clear" w:color="auto" w:fill="F3F3F3"/>
+          <w:lang w:val="en-US"/>
+        </w:rPr>
+        <w:t>obsarray</w:t>
+      </w:r>
+      <w:proofErr w:type="spellEnd"/>
+      <w:r>
+        <w:rPr>
+          <w:rFonts w:cs="Arial"/>
+          <w:b w:val="0"/>
+          <w:bCs w:val="0"/>
+          <w:color w:val="4472C4" w:themeColor="accent1"/>
+          <w:shd w:val="clear" w:color="auto" w:fill="F3F3F3"/>
+          <w:lang w:val="en-US"/>
+        </w:rPr>
+        <w:t>-defined digital effects tables.</w:t>
+      </w:r>
+    </w:p>
+    <w:p>
+      <w:pPr>
+        <w:pStyle w:val="Heading3"/>
+        <w:rPr>
+          <w:rFonts w:cs="Arial"/>
+          <w:b w:val="0"/>
+          <w:bCs w:val="0"/>
+          <w:color w:val="4472C4" w:themeColor="accent1"/>
+          <w:shd w:val="clear" w:color="auto" w:fill="F3F3F3"/>
+          <w:lang w:val="en-US"/>
+        </w:rPr>
+      </w:pPr>
+      <w:r>
+        <w:rPr>
+          <w:rFonts w:cs="Arial"/>
+          <w:b w:val="0"/>
+          <w:bCs w:val="0"/>
+          <w:color w:val="4472C4" w:themeColor="accent1"/>
+          <w:shd w:val="clear" w:color="auto" w:fill="F3F3F3"/>
+          <w:lang w:val="en-US"/>
+        </w:rPr>
+        <w:t xml:space="preserve">[Critical] the user interface should allow to very easily swap between methods (similar to </w:t>
+      </w:r>
+      <w:proofErr w:type="spellStart"/>
+      <w:r>
+        <w:rPr>
+          <w:rFonts w:cs="Arial"/>
+          <w:b w:val="0"/>
+          <w:bCs w:val="0"/>
+          <w:color w:val="4472C4" w:themeColor="accent1"/>
+          <w:shd w:val="clear" w:color="auto" w:fill="F3F3F3"/>
+          <w:lang w:val="en-US"/>
+        </w:rPr>
+        <w:lastRenderedPageBreak/>
+        <w:t>punpy</w:t>
+      </w:r>
+      <w:proofErr w:type="spellEnd"/>
+      <w:r>
+        <w:rPr>
+          <w:rFonts w:cs="Arial"/>
+          <w:b w:val="0"/>
+          <w:bCs w:val="0"/>
+          <w:color w:val="4472C4" w:themeColor="accent1"/>
+          <w:shd w:val="clear" w:color="auto" w:fill="F3F3F3"/>
+          <w:lang w:val="en-US"/>
+        </w:rPr>
+        <w:t>)</w:t>
+      </w:r>
+    </w:p>
+    <w:p>
+      <w:pPr>
+        <w:pStyle w:val="Heading3"/>
+        <w:numPr>
+          <w:ilvl w:val="0"/>
+          <w:numId w:val="0"/>
+        </w:numPr>
+        <w:ind w:left="1134"/>
+      </w:pPr>
+    </w:p>
+    <w:p>
+      <w:pPr>
+        <w:pStyle w:val="Heading2"/>
+        <w:rPr>
+          <w:rFonts w:cs="Arial"/>
+        </w:rPr>
+      </w:pPr>
+      <w:r>
+        <w:rPr>
+          <w:rFonts w:cs="Arial"/>
+        </w:rPr>
+        <w:t>External interface</w:t>
+      </w:r>
+    </w:p>
+    <w:p>
+      <w:pPr>
+        <w:rPr>
+          <w:rFonts w:ascii="Arial" w:hAnsi="Arial" w:cs="Arial"/>
+        </w:rPr>
+      </w:pPr>
+      <w:r>
+        <w:rPr>
+          <w:rFonts w:ascii="Arial" w:hAnsi="Arial" w:cs="Arial"/>
+        </w:rPr>
+        <w:t>Definition of interfaces with other software or hardware</w:t>
+      </w:r>
+      <w:r>
+        <w:rPr>
+          <w:rFonts w:ascii="Arial" w:hAnsi="Arial" w:cs="Arial"/>
+        </w:rPr>
+        <w:t>.</w:t>
+      </w:r>
+    </w:p>
+    <w:p>
+      <w:pPr>
+        <w:pStyle w:val="Heading3"/>
+        <w:rPr>
+          <w:rFonts w:cs="Arial"/>
+          <w:b w:val="0"/>
+          <w:bCs w:val="0"/>
+          <w:color w:val="4472C4" w:themeColor="accent1"/>
+          <w:shd w:val="clear" w:color="auto" w:fill="F3F3F3"/>
+          <w:lang w:val="en-US"/>
+        </w:rPr>
+      </w:pPr>
+      <w:r>
+        <w:rPr>
+          <w:rFonts w:cs="Arial"/>
+          <w:b w:val="0"/>
+          <w:bCs w:val="0"/>
+          <w:color w:val="4472C4" w:themeColor="accent1"/>
+          <w:shd w:val="clear" w:color="auto" w:fill="F3F3F3"/>
+          <w:lang w:val="en-US"/>
+        </w:rPr>
+        <w:t xml:space="preserve">[Critical] </w:t>
+      </w:r>
+      <w:proofErr w:type="spellStart"/>
+      <w:r>
+        <w:rPr>
+          <w:rFonts w:cs="Arial"/>
+          <w:b w:val="0"/>
+          <w:bCs w:val="0"/>
+          <w:color w:val="4472C4" w:themeColor="accent1"/>
+          <w:shd w:val="clear" w:color="auto" w:fill="F3F3F3"/>
+          <w:lang w:val="en-US"/>
+        </w:rPr>
+        <w:t>Curepy</w:t>
+      </w:r>
+      <w:proofErr w:type="spellEnd"/>
+      <w:r>
+        <w:rPr>
+          <w:rFonts w:cs="Arial"/>
+          <w:b w:val="0"/>
+          <w:bCs w:val="0"/>
+          <w:color w:val="4472C4" w:themeColor="accent1"/>
+          <w:shd w:val="clear" w:color="auto" w:fill="F3F3F3"/>
+          <w:lang w:val="en-US"/>
+        </w:rPr>
+        <w:t xml:space="preserve"> should interface with </w:t>
+      </w:r>
+      <w:proofErr w:type="spellStart"/>
+      <w:r>
+        <w:rPr>
+          <w:rFonts w:cs="Arial"/>
+          <w:b w:val="0"/>
+          <w:bCs w:val="0"/>
+          <w:color w:val="4472C4" w:themeColor="accent1"/>
+          <w:shd w:val="clear" w:color="auto" w:fill="F3F3F3"/>
+          <w:lang w:val="en-US"/>
+        </w:rPr>
+        <w:t>obsarray</w:t>
+      </w:r>
+      <w:proofErr w:type="spellEnd"/>
+      <w:r>
+        <w:rPr>
+          <w:rFonts w:cs="Arial"/>
+          <w:b w:val="0"/>
+          <w:bCs w:val="0"/>
+          <w:color w:val="4472C4" w:themeColor="accent1"/>
+          <w:shd w:val="clear" w:color="auto" w:fill="F3F3F3"/>
+          <w:lang w:val="en-US"/>
+        </w:rPr>
+        <w:t xml:space="preserve"> for storing and handling of data</w:t>
+      </w:r>
+    </w:p>
+    <w:p>
+      <w:pPr>
+        <w:pStyle w:val="Heading3"/>
+        <w:rPr>
+          <w:rFonts w:cs="Arial"/>
+          <w:b w:val="0"/>
+          <w:bCs w:val="0"/>
+          <w:color w:val="4472C4" w:themeColor="accent1"/>
+          <w:shd w:val="clear" w:color="auto" w:fill="F3F3F3"/>
+          <w:lang w:val="en-US"/>
+        </w:rPr>
+      </w:pPr>
+      <w:r>
+        <w:rPr>
+          <w:rFonts w:cs="Arial"/>
+          <w:b w:val="0"/>
+          <w:bCs w:val="0"/>
+          <w:color w:val="4472C4" w:themeColor="accent1"/>
+          <w:shd w:val="clear" w:color="auto" w:fill="F3F3F3"/>
+          <w:lang w:val="en-US"/>
+        </w:rPr>
+        <w:t xml:space="preserve">[Critical] </w:t>
+      </w:r>
+      <w:proofErr w:type="spellStart"/>
+      <w:r>
+        <w:rPr>
+          <w:rFonts w:cs="Arial"/>
+          <w:b w:val="0"/>
+          <w:bCs w:val="0"/>
+          <w:color w:val="4472C4" w:themeColor="accent1"/>
+          <w:shd w:val="clear" w:color="auto" w:fill="F3F3F3"/>
+          <w:lang w:val="en-US"/>
+        </w:rPr>
+        <w:t>Curepy</w:t>
+      </w:r>
+      <w:proofErr w:type="spellEnd"/>
+      <w:r>
+        <w:rPr>
+          <w:rFonts w:cs="Arial"/>
+          <w:b w:val="0"/>
+          <w:bCs w:val="0"/>
+          <w:color w:val="4472C4" w:themeColor="accent1"/>
+          <w:shd w:val="clear" w:color="auto" w:fill="F3F3F3"/>
+          <w:lang w:val="en-US"/>
+        </w:rPr>
+        <w:t xml:space="preserve"> should interface with </w:t>
+      </w:r>
+      <w:proofErr w:type="spellStart"/>
+      <w:r>
+        <w:rPr>
+          <w:rFonts w:cs="Arial"/>
+          <w:b w:val="0"/>
+          <w:bCs w:val="0"/>
+          <w:color w:val="4472C4" w:themeColor="accent1"/>
+          <w:shd w:val="clear" w:color="auto" w:fill="F3F3F3"/>
+          <w:lang w:val="en-US"/>
+        </w:rPr>
+        <w:t>comet_maths</w:t>
+      </w:r>
+      <w:proofErr w:type="spellEnd"/>
+      <w:r>
+        <w:rPr>
+          <w:rFonts w:cs="Arial"/>
+          <w:b w:val="0"/>
+          <w:bCs w:val="0"/>
+          <w:color w:val="4472C4" w:themeColor="accent1"/>
+          <w:shd w:val="clear" w:color="auto" w:fill="F3F3F3"/>
+          <w:lang w:val="en-US"/>
+        </w:rPr>
+        <w:t xml:space="preserve"> for the underlying mathematical calculations.</w:t>
+      </w:r>
+    </w:p>
+    <w:p>
+      <w:pPr>
+        <w:pStyle w:val="Heading3"/>
+        <w:rPr>
+          <w:rFonts w:cs="Arial"/>
+          <w:b w:val="0"/>
+          <w:bCs w:val="0"/>
+          <w:color w:val="4472C4" w:themeColor="accent1"/>
+          <w:shd w:val="clear" w:color="auto" w:fill="F3F3F3"/>
+          <w:lang w:val="en-US"/>
+        </w:rPr>
+      </w:pPr>
+      <w:r>
+        <w:rPr>
+          <w:rFonts w:cs="Arial"/>
+          <w:b w:val="0"/>
+          <w:bCs w:val="0"/>
+          <w:color w:val="4472C4" w:themeColor="accent1"/>
+          <w:shd w:val="clear" w:color="auto" w:fill="F3F3F3"/>
+          <w:lang w:val="en-US"/>
+        </w:rPr>
+        <w:t xml:space="preserve">[Critical] </w:t>
+      </w:r>
+      <w:proofErr w:type="spellStart"/>
+      <w:r>
+        <w:rPr>
+          <w:rFonts w:cs="Arial"/>
+          <w:b w:val="0"/>
+          <w:bCs w:val="0"/>
+          <w:color w:val="4472C4" w:themeColor="accent1"/>
+          <w:shd w:val="clear" w:color="auto" w:fill="F3F3F3"/>
+          <w:lang w:val="en-US"/>
+        </w:rPr>
+        <w:t>Curepy</w:t>
+      </w:r>
+      <w:proofErr w:type="spellEnd"/>
+      <w:r>
+        <w:rPr>
+          <w:rFonts w:cs="Arial"/>
+          <w:b w:val="0"/>
+          <w:bCs w:val="0"/>
+          <w:color w:val="4472C4" w:themeColor="accent1"/>
+          <w:shd w:val="clear" w:color="auto" w:fill="F3F3F3"/>
+          <w:lang w:val="en-US"/>
+        </w:rPr>
+        <w:t xml:space="preserve"> should interface with </w:t>
+      </w:r>
+      <w:proofErr w:type="spellStart"/>
+      <w:r>
+        <w:rPr>
+          <w:rFonts w:cs="Arial"/>
+          <w:b w:val="0"/>
+          <w:bCs w:val="0"/>
+          <w:color w:val="4472C4" w:themeColor="accent1"/>
+          <w:shd w:val="clear" w:color="auto" w:fill="F3F3F3"/>
+          <w:lang w:val="en-US"/>
+        </w:rPr>
+        <w:t>pynoli</w:t>
+      </w:r>
+      <w:proofErr w:type="spellEnd"/>
+      <w:r>
+        <w:rPr>
+          <w:rFonts w:cs="Arial"/>
+          <w:b w:val="0"/>
+          <w:bCs w:val="0"/>
+          <w:color w:val="4472C4" w:themeColor="accent1"/>
+          <w:shd w:val="clear" w:color="auto" w:fill="F3F3F3"/>
+          <w:lang w:val="en-US"/>
+        </w:rPr>
+        <w:t xml:space="preserve"> </w:t>
+      </w:r>
+    </w:p>
+    <w:p>
+      <w:pPr>
+        <w:pStyle w:val="Heading3"/>
+        <w:rPr>
+          <w:lang w:val="en-US"/>
+        </w:rPr>
+      </w:pPr>
+      <w:r>
+        <w:rPr>
+          <w:rFonts w:cs="Arial"/>
+          <w:b w:val="0"/>
+          <w:bCs w:val="0"/>
+          <w:color w:val="4472C4" w:themeColor="accent1"/>
+          <w:shd w:val="clear" w:color="auto" w:fill="F3F3F3"/>
+          <w:lang w:val="en-US"/>
+        </w:rPr>
+        <w:t xml:space="preserve">[Critical] </w:t>
+      </w:r>
+      <w:proofErr w:type="spellStart"/>
+      <w:r>
+        <w:rPr>
+          <w:rFonts w:cs="Arial"/>
+          <w:b w:val="0"/>
+          <w:bCs w:val="0"/>
+          <w:color w:val="4472C4" w:themeColor="accent1"/>
+          <w:shd w:val="clear" w:color="auto" w:fill="F3F3F3"/>
+          <w:lang w:val="en-US"/>
+        </w:rPr>
+        <w:t>Curepy</w:t>
+      </w:r>
+      <w:proofErr w:type="spellEnd"/>
+      <w:r>
+        <w:rPr>
+          <w:rFonts w:cs="Arial"/>
+          <w:b w:val="0"/>
+          <w:bCs w:val="0"/>
+          <w:color w:val="4472C4" w:themeColor="accent1"/>
+          <w:shd w:val="clear" w:color="auto" w:fill="F3F3F3"/>
+          <w:lang w:val="en-US"/>
+        </w:rPr>
+        <w:t xml:space="preserve"> </w:t>
+      </w:r>
+      <w:r>
+        <w:rPr>
+          <w:rFonts w:cs="Arial"/>
+          <w:b w:val="0"/>
+          <w:bCs w:val="0"/>
+          <w:color w:val="4472C4" w:themeColor="accent1"/>
+          <w:shd w:val="clear" w:color="auto" w:fill="F3F3F3"/>
+          <w:lang w:val="en-US"/>
+        </w:rPr>
+        <w:t xml:space="preserve">might need to interface with </w:t>
+      </w:r>
+      <w:proofErr w:type="spellStart"/>
+      <w:r>
+        <w:rPr>
+          <w:rFonts w:cs="Arial"/>
+          <w:b w:val="0"/>
+          <w:bCs w:val="0"/>
+          <w:color w:val="4472C4" w:themeColor="accent1"/>
+          <w:shd w:val="clear" w:color="auto" w:fill="F3F3F3"/>
+          <w:lang w:val="en-US"/>
+        </w:rPr>
+        <w:t>punpy</w:t>
+      </w:r>
+      <w:proofErr w:type="spellEnd"/>
+      <w:r>
+        <w:rPr>
+          <w:rFonts w:cs="Arial"/>
+          <w:b w:val="0"/>
+          <w:bCs w:val="0"/>
+          <w:color w:val="4472C4" w:themeColor="accent1"/>
+          <w:shd w:val="clear" w:color="auto" w:fill="F3F3F3"/>
+          <w:lang w:val="en-US"/>
+        </w:rPr>
+        <w:t xml:space="preserve"> for certain </w:t>
+      </w:r>
+      <w:proofErr w:type="spellStart"/>
+      <w:r>
+        <w:rPr>
+          <w:rFonts w:cs="Arial"/>
+          <w:b w:val="0"/>
+          <w:bCs w:val="0"/>
+          <w:color w:val="4472C4" w:themeColor="accent1"/>
+          <w:shd w:val="clear" w:color="auto" w:fill="F3F3F3"/>
+          <w:lang w:val="en-US"/>
+        </w:rPr>
+        <w:t>funcitonality</w:t>
+      </w:r>
+      <w:proofErr w:type="spellEnd"/>
+    </w:p>
+    <w:p>
+      <w:pPr>
+        <w:pStyle w:val="Default"/>
+        <w:jc w:val="both"/>
+        <w:rPr>
+          <w:color w:val="auto"/>
+        </w:rPr>
+      </w:pPr>
+    </w:p>
+    <w:p>
+      <w:pPr>
+        <w:pStyle w:val="Heading2"/>
+        <w:rPr>
+          <w:rFonts w:cs="Arial"/>
+        </w:rPr>
+      </w:pPr>
+      <w:r>
+        <w:rPr>
+          <w:rFonts w:cs="Arial"/>
+        </w:rPr>
+        <w:t xml:space="preserve">Input / Output File(s) </w:t>
+      </w:r>
+    </w:p>
+    <w:p>
+      <w:pPr>
+        <w:rPr>
+          <w:rFonts w:ascii="Arial" w:hAnsi="Arial" w:cs="Arial"/>
+        </w:rPr>
+      </w:pPr>
+      <w:r>
+        <w:rPr>
+          <w:rFonts w:ascii="Arial" w:hAnsi="Arial" w:cs="Arial"/>
+        </w:rPr>
+        <w:t>The contents of the files that the software will read in/save results to.</w:t>
       </w:r>
     </w:p>
     <w:p>
@@ -874,28 +2016,100 @@
           <w:color w:val="4472C4" w:themeColor="accent1"/>
         </w:rPr>
       </w:pPr>
-      <w:bookmarkStart w:id="10" w:name="_Toc144034947"/>
-      <w:r>
-        <w:rPr>
-          <w:rFonts w:cs="Arial"/>
-          <w:b w:val="0"/>
-          <w:bCs w:val="0"/>
-          <w:color w:val="4472C4" w:themeColor="accent1"/>
-          <w:shd w:val="clear" w:color="auto" w:fill="F3F3F3"/>
-          <w:lang w:val="en-US"/>
-        </w:rPr>
-        <w:t xml:space="preserve">[Critical] </w:t>
-      </w:r>
-      <w:bookmarkEnd w:id="10"/>
-      <w:r>
-        <w:rPr>
-          <w:rFonts w:cs="Arial"/>
-          <w:b w:val="0"/>
-          <w:bCs w:val="0"/>
-          <w:color w:val="4472C4" w:themeColor="accent1"/>
-          <w:lang w:val="en-US"/>
-        </w:rPr>
-        <w:t xml:space="preserve">There is seasonal variation in the surface reflectances. The code needs to take this into account. </w:t>
+      <w:r>
+        <w:rPr>
+          <w:rFonts w:cs="Arial"/>
+          <w:b w:val="0"/>
+          <w:bCs w:val="0"/>
+          <w:color w:val="4472C4" w:themeColor="accent1"/>
+          <w:shd w:val="clear" w:color="auto" w:fill="F3F3F3"/>
+        </w:rPr>
+        <w:t>[</w:t>
+      </w:r>
+      <w:r>
+        <w:rPr>
+          <w:rFonts w:cs="Arial"/>
+          <w:b w:val="0"/>
+          <w:bCs w:val="0"/>
+          <w:color w:val="4472C4" w:themeColor="accent1"/>
+          <w:shd w:val="clear" w:color="auto" w:fill="F3F3F3"/>
+        </w:rPr>
+        <w:t>Critical</w:t>
+      </w:r>
+      <w:r>
+        <w:rPr>
+          <w:rFonts w:cs="Arial"/>
+          <w:b w:val="0"/>
+          <w:bCs w:val="0"/>
+          <w:color w:val="4472C4" w:themeColor="accent1"/>
+          <w:shd w:val="clear" w:color="auto" w:fill="F3F3F3"/>
+        </w:rPr>
+        <w:t>]</w:t>
+      </w:r>
+      <w:r>
+        <w:rPr>
+          <w:rFonts w:cs="Arial"/>
+          <w:b w:val="0"/>
+          <w:bCs w:val="0"/>
+          <w:color w:val="4472C4" w:themeColor="accent1"/>
+        </w:rPr>
+        <w:t xml:space="preserve"> </w:t>
+      </w:r>
+      <w:r>
+        <w:rPr>
+          <w:rFonts w:cs="Arial"/>
+          <w:b w:val="0"/>
+          <w:bCs w:val="0"/>
+          <w:color w:val="4472C4" w:themeColor="accent1"/>
+        </w:rPr>
+        <w:t xml:space="preserve">It should be possible to ingest data and store data in </w:t>
+      </w:r>
+      <w:r>
+        <w:rPr>
+          <w:rFonts w:cs="Arial"/>
+          <w:b w:val="0"/>
+          <w:bCs w:val="0"/>
+          <w:color w:val="4472C4" w:themeColor="accent1"/>
+        </w:rPr>
+        <w:t>netcdf4 format</w:t>
+      </w:r>
+      <w:r>
+        <w:rPr>
+          <w:rFonts w:cs="Arial"/>
+          <w:b w:val="0"/>
+          <w:bCs w:val="0"/>
+          <w:color w:val="4472C4" w:themeColor="accent1"/>
+        </w:rPr>
+        <w:t xml:space="preserve"> (through </w:t>
+      </w:r>
+      <w:proofErr w:type="spellStart"/>
+      <w:r>
+        <w:rPr>
+          <w:rFonts w:cs="Arial"/>
+          <w:b w:val="0"/>
+          <w:bCs w:val="0"/>
+          <w:color w:val="4472C4" w:themeColor="accent1"/>
+        </w:rPr>
+        <w:t>obsarray</w:t>
+      </w:r>
+      <w:proofErr w:type="spellEnd"/>
+      <w:r>
+        <w:rPr>
+          <w:rFonts w:cs="Arial"/>
+          <w:b w:val="0"/>
+          <w:bCs w:val="0"/>
+          <w:color w:val="4472C4" w:themeColor="accent1"/>
+        </w:rPr>
+        <w:t xml:space="preserve"> interface)</w:t>
+      </w:r>
+      <w:r>
+        <w:rPr>
+          <w:rFonts w:cs="Arial"/>
+          <w:b w:val="0"/>
+          <w:bCs w:val="0"/>
+          <w:color w:val="4472C4" w:themeColor="accent1"/>
+        </w:rPr>
+        <w:t>.</w:t>
       </w:r>
     </w:p>
     <w:p>
@@ -916,7 +2130,7 @@
         <w:rPr>
           <w:rFonts w:cs="Arial"/>
         </w:rPr>
-        <w:t>User interface</w:t>
+        <w:t>Mathematical</w:t>
       </w:r>
     </w:p>
     <w:p>
@@ -929,27 +2143,7 @@
         <w:rPr>
           <w:rFonts w:ascii="Arial" w:hAnsi="Arial" w:cs="Arial"/>
         </w:rPr>
-        <w:t xml:space="preserve">Definition of those user interface characteristics that allow to understand and learn the software </w:t>
-      </w:r>
-      <w:proofErr w:type="gramStart"/>
-      <w:r>
-        <w:rPr>
-          <w:rFonts w:ascii="Arial" w:hAnsi="Arial" w:cs="Arial"/>
-        </w:rPr>
-        <w:t>easily</w:t>
-      </w:r>
-      <w:proofErr w:type="gramEnd"/>
-      <w:r>
-        <w:rPr>
-          <w:rFonts w:ascii="Arial" w:hAnsi="Arial" w:cs="Arial"/>
-        </w:rPr>
-        <w:t xml:space="preserve"> so the user be able to perform his/her tasks efficiently including the interface exemplar description</w:t>
-      </w:r>
-      <w:r>
-        <w:rPr>
-          <w:rFonts w:ascii="Arial" w:hAnsi="Arial" w:cs="Arial"/>
-        </w:rPr>
-        <w:t>.</w:t>
+        <w:t xml:space="preserve"> Equations the software is to apply.</w:t>
       </w:r>
     </w:p>
     <w:p>
@@ -967,47 +2161,68 @@
           <w:color w:val="4472C4" w:themeColor="accent1"/>
         </w:rPr>
       </w:pPr>
-      <w:bookmarkStart w:id="11" w:name="_Toc143952722"/>
-      <w:bookmarkStart w:id="12" w:name="_Toc143953806"/>
-      <w:bookmarkStart w:id="13" w:name="_Ref144014442"/>
-      <w:bookmarkStart w:id="14" w:name="_Ref144015253"/>
-      <w:bookmarkStart w:id="15" w:name="_Toc144034961"/>
-      <w:r>
-        <w:rPr>
-          <w:rFonts w:cs="Arial"/>
-          <w:b w:val="0"/>
-          <w:bCs w:val="0"/>
-          <w:color w:val="4472C4" w:themeColor="accent1"/>
-          <w:shd w:val="clear" w:color="auto" w:fill="F3F3F3"/>
-          <w:lang w:val="en-US"/>
-        </w:rPr>
-        <w:t xml:space="preserve">[Major] </w:t>
-      </w:r>
-      <w:r>
-        <w:rPr>
-          <w:rFonts w:cs="Arial"/>
-          <w:b w:val="0"/>
-          <w:bCs w:val="0"/>
-          <w:color w:val="4472C4" w:themeColor="accent1"/>
-        </w:rPr>
-        <w:t>On starting up, the software will prompt the user to select one of the available measurement functions from a list</w:t>
+      <w:bookmarkStart w:id="11" w:name="_Toc143952736"/>
+      <w:bookmarkStart w:id="12" w:name="_Toc143953820"/>
+      <w:bookmarkStart w:id="13" w:name="_Toc144034975"/>
+      <w:r>
+        <w:rPr>
+          <w:rFonts w:cs="Arial"/>
+          <w:b w:val="0"/>
+          <w:bCs w:val="0"/>
+          <w:color w:val="4472C4" w:themeColor="accent1"/>
+          <w:shd w:val="clear" w:color="auto" w:fill="F3F3F3"/>
+        </w:rPr>
+        <w:t>[</w:t>
+      </w:r>
+      <w:r>
+        <w:rPr>
+          <w:rFonts w:cs="Arial"/>
+          <w:b w:val="0"/>
+          <w:bCs w:val="0"/>
+          <w:color w:val="4472C4" w:themeColor="accent1"/>
+          <w:shd w:val="clear" w:color="auto" w:fill="F3F3F3"/>
+        </w:rPr>
+        <w:t>Critical</w:t>
+      </w:r>
+      <w:r>
+        <w:rPr>
+          <w:rFonts w:cs="Arial"/>
+          <w:b w:val="0"/>
+          <w:bCs w:val="0"/>
+          <w:color w:val="4472C4" w:themeColor="accent1"/>
+          <w:shd w:val="clear" w:color="auto" w:fill="F3F3F3"/>
+        </w:rPr>
+        <w:t>]</w:t>
       </w:r>
       <w:bookmarkEnd w:id="11"/>
       <w:bookmarkEnd w:id="12"/>
+      <w:r>
+        <w:rPr>
+          <w:rFonts w:cs="Arial"/>
+          <w:b w:val="0"/>
+          <w:bCs w:val="0"/>
+          <w:color w:val="4472C4" w:themeColor="accent1"/>
+        </w:rPr>
+        <w:t xml:space="preserve"> Provide basic ATBD in the user docs describing each of the methods</w:t>
+      </w:r>
+      <w:r>
+        <w:rPr>
+          <w:rFonts w:cs="Arial"/>
+          <w:b w:val="0"/>
+          <w:bCs w:val="0"/>
+          <w:color w:val="4472C4" w:themeColor="accent1"/>
+        </w:rPr>
+        <w:t>.</w:t>
+      </w:r>
       <w:bookmarkEnd w:id="13"/>
-      <w:bookmarkEnd w:id="14"/>
-      <w:bookmarkEnd w:id="15"/>
-      <w:r>
-        <w:rPr>
-          <w:rFonts w:cs="Arial"/>
-          <w:b w:val="0"/>
-          <w:bCs w:val="0"/>
-          <w:color w:val="4472C4" w:themeColor="accent1"/>
-        </w:rPr>
-        <w:t>.</w:t>
-      </w:r>
-    </w:p>
-    <w:p/>
+    </w:p>
+    <w:p>
+      <w:pPr>
+        <w:rPr>
+          <w:rFonts w:ascii="Arial" w:hAnsi="Arial" w:cs="Arial"/>
+        </w:rPr>
+      </w:pPr>
+    </w:p>
     <w:p>
       <w:pPr>
         <w:pStyle w:val="Heading2"/>
@@ -1019,7 +2234,7 @@
         <w:rPr>
           <w:rFonts w:cs="Arial"/>
         </w:rPr>
-        <w:t>External interface</w:t>
+        <w:t xml:space="preserve">Operational* </w:t>
       </w:r>
     </w:p>
     <w:p>
@@ -1032,7 +2247,13 @@
         <w:rPr>
           <w:rFonts w:ascii="Arial" w:hAnsi="Arial" w:cs="Arial"/>
         </w:rPr>
-        <w:t>Definition of interfaces with other software or hardware</w:t>
+        <w:t>H</w:t>
+      </w:r>
+      <w:r>
+        <w:rPr>
+          <w:rFonts w:ascii="Arial" w:hAnsi="Arial" w:cs="Arial"/>
+        </w:rPr>
+        <w:t>ardware, operating system, memory requirements, performance, efficiency, portability etc</w:t>
       </w:r>
       <w:r>
         <w:rPr>
@@ -1064,7 +2285,27 @@
           <w:color w:val="4472C4" w:themeColor="accent1"/>
           <w:shd w:val="clear" w:color="auto" w:fill="F3F3F3"/>
         </w:rPr>
-        <w:t>[Minor]</w:t>
+        <w:t>[</w:t>
+      </w:r>
+      <w:r>
+        <w:rPr>
+          <w:rFonts w:cs="Arial"/>
+          <w:b w:val="0"/>
+          <w:bCs w:val="0"/>
+          <w:color w:val="4472C4" w:themeColor="accent1"/>
+          <w:shd w:val="clear" w:color="auto" w:fill="F3F3F3"/>
+        </w:rPr>
+        <w:t>Minor</w:t>
+      </w:r>
+      <w:r>
+        <w:rPr>
+          <w:rFonts w:cs="Arial"/>
+          <w:b w:val="0"/>
+          <w:bCs w:val="0"/>
+          <w:color w:val="4472C4" w:themeColor="accent1"/>
+          <w:shd w:val="clear" w:color="auto" w:fill="F3F3F3"/>
+        </w:rPr>
+        <w:t>]</w:t>
       </w:r>
       <w:r>
         <w:rPr>
@@ -1075,15 +2316,6 @@
         </w:rPr>
         <w:t xml:space="preserve"> </w:t>
       </w:r>
-      <w:r>
-        <w:rPr>
-          <w:rFonts w:cs="Arial"/>
-          <w:b w:val="0"/>
-          <w:bCs w:val="0"/>
-          <w:color w:val="4472C4" w:themeColor="accent1"/>
-        </w:rPr>
-        <w:t xml:space="preserve">Build on existing </w:t>
-      </w:r>
       <w:proofErr w:type="spellStart"/>
       <w:r>
         <w:rPr>
@@ -1092,7 +2324,7 @@
           <w:bCs w:val="0"/>
           <w:color w:val="4472C4" w:themeColor="accent1"/>
         </w:rPr>
-        <w:t>eopy</w:t>
+        <w:t>Curepy</w:t>
       </w:r>
       <w:proofErr w:type="spellEnd"/>
       <w:r>
@@ -1102,434 +2334,7 @@
           <w:bCs w:val="0"/>
           <w:color w:val="4472C4" w:themeColor="accent1"/>
         </w:rPr>
-        <w:t xml:space="preserve"> and </w:t>
-      </w:r>
-      <w:proofErr w:type="spellStart"/>
-      <w:r>
-        <w:rPr>
-          <w:rFonts w:cs="Arial"/>
-          <w:b w:val="0"/>
-          <w:bCs w:val="0"/>
-          <w:color w:val="4472C4" w:themeColor="accent1"/>
-        </w:rPr>
-        <w:t>punpy</w:t>
-      </w:r>
-      <w:proofErr w:type="spellEnd"/>
-      <w:r>
-        <w:rPr>
-          <w:rFonts w:cs="Arial"/>
-          <w:b w:val="0"/>
-          <w:bCs w:val="0"/>
-          <w:color w:val="4472C4" w:themeColor="accent1"/>
-        </w:rPr>
-        <w:t xml:space="preserve"> python packages.</w:t>
-      </w:r>
-    </w:p>
-    <w:p>
-      <w:pPr>
-        <w:pStyle w:val="Default"/>
-        <w:jc w:val="both"/>
-        <w:rPr>
-          <w:color w:val="auto"/>
-        </w:rPr>
-      </w:pPr>
-    </w:p>
-    <w:p>
-      <w:pPr>
-        <w:pStyle w:val="Heading2"/>
-        <w:rPr>
-          <w:rFonts w:cs="Arial"/>
-        </w:rPr>
-      </w:pPr>
-      <w:r>
-        <w:rPr>
-          <w:rFonts w:cs="Arial"/>
-        </w:rPr>
-        <w:t xml:space="preserve">Input / Output File(s) </w:t>
-      </w:r>
-    </w:p>
-    <w:p>
-      <w:pPr>
-        <w:rPr>
-          <w:rFonts w:ascii="Arial" w:hAnsi="Arial" w:cs="Arial"/>
-        </w:rPr>
-      </w:pPr>
-      <w:r>
-        <w:rPr>
-          <w:rFonts w:ascii="Arial" w:hAnsi="Arial" w:cs="Arial"/>
-        </w:rPr>
-        <w:t>The contents of the files that the software will read in/save results to.</w:t>
-      </w:r>
-    </w:p>
-    <w:p>
-      <w:pPr>
-        <w:pStyle w:val="Heading3"/>
-        <w:tabs>
-          <w:tab w:val="clear" w:pos="1021"/>
-          <w:tab w:val="num" w:pos="1134"/>
-        </w:tabs>
-        <w:ind w:left="1134"/>
-        <w:rPr>
-          <w:rFonts w:cs="Arial"/>
-          <w:b w:val="0"/>
-          <w:bCs w:val="0"/>
-          <w:color w:val="4472C4" w:themeColor="accent1"/>
-        </w:rPr>
-      </w:pPr>
-      <w:r>
-        <w:rPr>
-          <w:rFonts w:cs="Arial"/>
-          <w:b w:val="0"/>
-          <w:bCs w:val="0"/>
-          <w:color w:val="4472C4" w:themeColor="accent1"/>
-          <w:shd w:val="clear" w:color="auto" w:fill="F3F3F3"/>
-        </w:rPr>
-        <w:t>[</w:t>
-      </w:r>
-      <w:r>
-        <w:rPr>
-          <w:rFonts w:cs="Arial"/>
-          <w:b w:val="0"/>
-          <w:bCs w:val="0"/>
-          <w:color w:val="4472C4" w:themeColor="accent1"/>
-          <w:shd w:val="clear" w:color="auto" w:fill="F3F3F3"/>
-        </w:rPr>
-        <w:t>Major</w:t>
-      </w:r>
-      <w:r>
-        <w:rPr>
-          <w:rFonts w:cs="Arial"/>
-          <w:b w:val="0"/>
-          <w:bCs w:val="0"/>
-          <w:color w:val="4472C4" w:themeColor="accent1"/>
-          <w:shd w:val="clear" w:color="auto" w:fill="F3F3F3"/>
-        </w:rPr>
-        <w:t>]</w:t>
-      </w:r>
-      <w:r>
-        <w:rPr>
-          <w:rFonts w:cs="Arial"/>
-          <w:b w:val="0"/>
-          <w:bCs w:val="0"/>
-          <w:color w:val="4472C4" w:themeColor="accent1"/>
-        </w:rPr>
-        <w:t xml:space="preserve"> </w:t>
-      </w:r>
-      <w:r>
-        <w:rPr>
-          <w:rFonts w:cs="Arial"/>
-          <w:b w:val="0"/>
-          <w:bCs w:val="0"/>
-          <w:color w:val="4472C4" w:themeColor="accent1"/>
-        </w:rPr>
-        <w:t>The code should be able to read inputs from both csv and netcdf4 format.</w:t>
-      </w:r>
-    </w:p>
-    <w:p>
-      <w:pPr>
-        <w:rPr>
-          <w:rFonts w:ascii="Arial" w:hAnsi="Arial" w:cs="Arial"/>
-        </w:rPr>
-      </w:pPr>
-    </w:p>
-    <w:p>
-      <w:pPr>
-        <w:pStyle w:val="Heading2"/>
-        <w:rPr>
-          <w:rFonts w:cs="Arial"/>
-        </w:rPr>
-      </w:pPr>
-      <w:r>
-        <w:rPr>
-          <w:rFonts w:cs="Arial"/>
-        </w:rPr>
-        <w:t>Mathematical</w:t>
-      </w:r>
-    </w:p>
-    <w:p>
-      <w:pPr>
-        <w:rPr>
-          <w:rFonts w:ascii="Arial" w:hAnsi="Arial" w:cs="Arial"/>
-        </w:rPr>
-      </w:pPr>
-      <w:r>
-        <w:rPr>
-          <w:rFonts w:ascii="Arial" w:hAnsi="Arial" w:cs="Arial"/>
-        </w:rPr>
-        <w:t xml:space="preserve"> Equations the software is to apply.</w:t>
-      </w:r>
-    </w:p>
-    <w:p>
-      <w:pPr>
-        <w:pStyle w:val="Heading3"/>
-        <w:tabs>
-          <w:tab w:val="clear" w:pos="1021"/>
-          <w:tab w:val="num" w:pos="1134"/>
-        </w:tabs>
-        <w:ind w:left="1134"/>
-        <w:rPr>
-          <w:rFonts w:cs="Arial"/>
-          <w:b w:val="0"/>
-          <w:bCs w:val="0"/>
-          <w:color w:val="4472C4" w:themeColor="accent1"/>
-        </w:rPr>
-      </w:pPr>
-      <w:bookmarkStart w:id="16" w:name="_Toc143952736"/>
-      <w:bookmarkStart w:id="17" w:name="_Toc143953820"/>
-      <w:bookmarkStart w:id="18" w:name="_Toc144034975"/>
-      <w:r>
-        <w:rPr>
-          <w:rFonts w:cs="Arial"/>
-          <w:b w:val="0"/>
-          <w:bCs w:val="0"/>
-          <w:color w:val="4472C4" w:themeColor="accent1"/>
-          <w:shd w:val="clear" w:color="auto" w:fill="F3F3F3"/>
-        </w:rPr>
-        <w:t>[</w:t>
-      </w:r>
-      <w:r>
-        <w:rPr>
-          <w:rFonts w:cs="Arial"/>
-          <w:b w:val="0"/>
-          <w:bCs w:val="0"/>
-          <w:color w:val="4472C4" w:themeColor="accent1"/>
-          <w:shd w:val="clear" w:color="auto" w:fill="F3F3F3"/>
-        </w:rPr>
-        <w:t>Critical</w:t>
-      </w:r>
-      <w:r>
-        <w:rPr>
-          <w:rFonts w:cs="Arial"/>
-          <w:b w:val="0"/>
-          <w:bCs w:val="0"/>
-          <w:color w:val="4472C4" w:themeColor="accent1"/>
-          <w:shd w:val="clear" w:color="auto" w:fill="F3F3F3"/>
-        </w:rPr>
-        <w:t>]</w:t>
-      </w:r>
-      <w:r>
-        <w:rPr>
-          <w:rFonts w:cs="Arial"/>
-          <w:b w:val="0"/>
-          <w:bCs w:val="0"/>
-          <w:color w:val="4472C4" w:themeColor="accent1"/>
-        </w:rPr>
-        <w:t xml:space="preserve"> The </w:t>
-      </w:r>
-      <w:r>
-        <w:rPr>
-          <w:rFonts w:cs="Arial"/>
-          <w:b w:val="0"/>
-          <w:bCs w:val="0"/>
-          <w:color w:val="4472C4" w:themeColor="accent1"/>
-        </w:rPr>
-        <w:t>radiance</w:t>
-      </w:r>
-      <w:r>
-        <w:rPr>
-          <w:rFonts w:cs="Arial"/>
-          <w:b w:val="0"/>
-          <w:bCs w:val="0"/>
-          <w:color w:val="4472C4" w:themeColor="accent1"/>
-        </w:rPr>
-        <w:t xml:space="preserve"> measurement</w:t>
-      </w:r>
-      <w:r>
-        <w:rPr>
-          <w:rFonts w:cs="Arial"/>
-          <w:b w:val="0"/>
-          <w:bCs w:val="0"/>
-          <w:color w:val="4472C4" w:themeColor="accent1"/>
-        </w:rPr>
-        <w:t>s</w:t>
-      </w:r>
-      <w:r>
-        <w:rPr>
-          <w:rFonts w:cs="Arial"/>
-          <w:b w:val="0"/>
-          <w:bCs w:val="0"/>
-          <w:color w:val="4472C4" w:themeColor="accent1"/>
-        </w:rPr>
-        <w:t xml:space="preserve"> will </w:t>
-      </w:r>
-      <w:bookmarkEnd w:id="16"/>
-      <w:bookmarkEnd w:id="17"/>
-      <w:r>
-        <w:rPr>
-          <w:rFonts w:cs="Arial"/>
-          <w:b w:val="0"/>
-          <w:bCs w:val="0"/>
-          <w:color w:val="4472C4" w:themeColor="accent1"/>
-        </w:rPr>
-        <w:t>be processed to surface reflectance. A</w:t>
-      </w:r>
-      <w:r>
-        <w:rPr>
-          <w:rFonts w:cs="Arial"/>
-          <w:b w:val="0"/>
-          <w:bCs w:val="0"/>
-          <w:color w:val="4472C4" w:themeColor="accent1"/>
-        </w:rPr>
-        <w:t xml:space="preserve">ppendix </w:t>
-      </w:r>
-      <w:r>
-        <w:rPr>
-          <w:rFonts w:cs="Arial"/>
-          <w:b w:val="0"/>
-          <w:bCs w:val="0"/>
-          <w:color w:val="4472C4" w:themeColor="accent1"/>
-        </w:rPr>
-        <w:lastRenderedPageBreak/>
-        <w:t>I</w:t>
-      </w:r>
-      <w:r>
-        <w:rPr>
-          <w:rFonts w:cs="Arial"/>
-          <w:b w:val="0"/>
-          <w:bCs w:val="0"/>
-          <w:color w:val="4472C4" w:themeColor="accent1"/>
-        </w:rPr>
-        <w:t xml:space="preserve"> </w:t>
-      </w:r>
-      <w:r>
-        <w:rPr>
-          <w:rFonts w:cs="Arial"/>
-          <w:b w:val="0"/>
-          <w:bCs w:val="0"/>
-          <w:color w:val="4472C4" w:themeColor="accent1"/>
-        </w:rPr>
-        <w:t>specifies how to do this.</w:t>
-      </w:r>
-      <w:bookmarkEnd w:id="18"/>
-    </w:p>
-    <w:p>
-      <w:pPr>
-        <w:rPr>
-          <w:rFonts w:ascii="Arial" w:hAnsi="Arial" w:cs="Arial"/>
-        </w:rPr>
-      </w:pPr>
-    </w:p>
-    <w:p>
-      <w:pPr>
-        <w:pStyle w:val="Heading2"/>
-        <w:rPr>
-          <w:rFonts w:cs="Arial"/>
-        </w:rPr>
-      </w:pPr>
-      <w:r>
-        <w:rPr>
-          <w:rFonts w:cs="Arial"/>
-        </w:rPr>
-        <w:t xml:space="preserve">Operational* </w:t>
-      </w:r>
-    </w:p>
-    <w:p>
-      <w:pPr>
-        <w:rPr>
-          <w:rFonts w:ascii="Arial" w:hAnsi="Arial" w:cs="Arial"/>
-        </w:rPr>
-      </w:pPr>
-      <w:r>
-        <w:rPr>
-          <w:rFonts w:ascii="Arial" w:hAnsi="Arial" w:cs="Arial"/>
-        </w:rPr>
-        <w:t>H</w:t>
-      </w:r>
-      <w:r>
-        <w:rPr>
-          <w:rFonts w:ascii="Arial" w:hAnsi="Arial" w:cs="Arial"/>
-        </w:rPr>
-        <w:t>ardware, operating system, memory requirements, performance, efficiency, portability etc</w:t>
-      </w:r>
-      <w:r>
-        <w:rPr>
-          <w:rFonts w:ascii="Arial" w:hAnsi="Arial" w:cs="Arial"/>
-        </w:rPr>
-        <w:t>.</w:t>
-      </w:r>
-    </w:p>
-    <w:p>
-      <w:pPr>
-        <w:pStyle w:val="Heading3"/>
-        <w:tabs>
-          <w:tab w:val="clear" w:pos="1021"/>
-          <w:tab w:val="num" w:pos="1134"/>
-        </w:tabs>
-        <w:ind w:left="1134"/>
-        <w:rPr>
-          <w:rFonts w:cs="Arial"/>
-          <w:b w:val="0"/>
-          <w:bCs w:val="0"/>
-          <w:color w:val="4472C4" w:themeColor="accent1"/>
-        </w:rPr>
-      </w:pPr>
-      <w:r>
-        <w:rPr>
-          <w:rFonts w:cs="Arial"/>
-          <w:b w:val="0"/>
-          <w:bCs w:val="0"/>
-          <w:color w:val="4472C4" w:themeColor="accent1"/>
-          <w:shd w:val="clear" w:color="auto" w:fill="F3F3F3"/>
-        </w:rPr>
-        <w:t>[</w:t>
-      </w:r>
-      <w:r>
-        <w:rPr>
-          <w:rFonts w:cs="Arial"/>
-          <w:b w:val="0"/>
-          <w:bCs w:val="0"/>
-          <w:color w:val="4472C4" w:themeColor="accent1"/>
-          <w:shd w:val="clear" w:color="auto" w:fill="F3F3F3"/>
-        </w:rPr>
-        <w:t>Minor</w:t>
-      </w:r>
-      <w:r>
-        <w:rPr>
-          <w:rFonts w:cs="Arial"/>
-          <w:b w:val="0"/>
-          <w:bCs w:val="0"/>
-          <w:color w:val="4472C4" w:themeColor="accent1"/>
-          <w:shd w:val="clear" w:color="auto" w:fill="F3F3F3"/>
-        </w:rPr>
-        <w:t>]</w:t>
-      </w:r>
-      <w:r>
-        <w:rPr>
-          <w:rFonts w:cs="Arial"/>
-          <w:b w:val="0"/>
-          <w:bCs w:val="0"/>
-          <w:color w:val="4472C4" w:themeColor="accent1"/>
-        </w:rPr>
-        <w:t xml:space="preserve"> </w:t>
-      </w:r>
-      <w:r>
-        <w:rPr>
-          <w:rFonts w:cs="Arial"/>
-          <w:b w:val="0"/>
-          <w:bCs w:val="0"/>
-          <w:color w:val="4472C4" w:themeColor="accent1"/>
-        </w:rPr>
-        <w:t xml:space="preserve">The code should be able to process the data to L1 in less than 1 hour on </w:t>
-      </w:r>
-      <w:proofErr w:type="spellStart"/>
-      <w:r>
-        <w:rPr>
-          <w:rFonts w:cs="Arial"/>
-          <w:b w:val="0"/>
-          <w:bCs w:val="0"/>
-          <w:color w:val="4472C4" w:themeColor="accent1"/>
-        </w:rPr>
-        <w:t>eoserver</w:t>
-      </w:r>
-      <w:proofErr w:type="spellEnd"/>
-      <w:r>
-        <w:rPr>
-          <w:rFonts w:cs="Arial"/>
-          <w:b w:val="0"/>
-          <w:bCs w:val="0"/>
-          <w:color w:val="4472C4" w:themeColor="accent1"/>
-        </w:rPr>
-        <w:t>.</w:t>
+        <w:t xml:space="preserve"> should be able to make use of parallel processing. </w:t>
       </w:r>
     </w:p>
     <w:p>
@@ -1619,7 +2424,27 @@
           <w:color w:val="4472C4" w:themeColor="accent1"/>
           <w:shd w:val="clear" w:color="auto" w:fill="F3F3F3"/>
         </w:rPr>
-        <w:t xml:space="preserve"> [Minor]</w:t>
+        <w:t xml:space="preserve"> [</w:t>
+      </w:r>
+      <w:r>
+        <w:rPr>
+          <w:rFonts w:cs="Arial"/>
+          <w:b w:val="0"/>
+          <w:bCs w:val="0"/>
+          <w:color w:val="4472C4" w:themeColor="accent1"/>
+          <w:shd w:val="clear" w:color="auto" w:fill="F3F3F3"/>
+        </w:rPr>
+        <w:t>Major</w:t>
+      </w:r>
+      <w:r>
+        <w:rPr>
+          <w:rFonts w:cs="Arial"/>
+          <w:b w:val="0"/>
+          <w:bCs w:val="0"/>
+          <w:color w:val="4472C4" w:themeColor="accent1"/>
+          <w:shd w:val="clear" w:color="auto" w:fill="F3F3F3"/>
+        </w:rPr>
+        <w:t>]</w:t>
       </w:r>
       <w:r>
         <w:rPr>
@@ -1637,7 +2462,43 @@
           <w:bCs w:val="0"/>
           <w:color w:val="4472C4" w:themeColor="accent1"/>
         </w:rPr>
-        <w:t>Reach at least 95% MC/DC coverage.</w:t>
+        <w:t xml:space="preserve">Reach at least </w:t>
+      </w:r>
+      <w:r>
+        <w:rPr>
+          <w:rFonts w:cs="Arial"/>
+          <w:b w:val="0"/>
+          <w:bCs w:val="0"/>
+          <w:color w:val="4472C4" w:themeColor="accent1"/>
+        </w:rPr>
+        <w:t>90</w:t>
+      </w:r>
+      <w:r>
+        <w:rPr>
+          <w:rFonts w:cs="Arial"/>
+          <w:b w:val="0"/>
+          <w:bCs w:val="0"/>
+          <w:color w:val="4472C4" w:themeColor="accent1"/>
+        </w:rPr>
+        <w:t xml:space="preserve">% </w:t>
+      </w:r>
+      <w:r>
+        <w:rPr>
+          <w:rFonts w:cs="Arial"/>
+          <w:b w:val="0"/>
+          <w:bCs w:val="0"/>
+          <w:color w:val="4472C4" w:themeColor="accent1"/>
+        </w:rPr>
+        <w:t>test</w:t>
+      </w:r>
+      <w:r>
+        <w:rPr>
+          <w:rFonts w:cs="Arial"/>
+          <w:b w:val="0"/>
+          <w:bCs w:val="0"/>
+          <w:color w:val="4472C4" w:themeColor="accent1"/>
+        </w:rPr>
+        <w:t xml:space="preserve"> coverage.</w:t>
       </w:r>
     </w:p>
     <w:p>
@@ -1711,46 +2572,55 @@
         <w:ind w:left="1134"/>
         <w:rPr>
           <w:rFonts w:cs="Arial"/>
-          <w:b w:val="0"/>
-          <w:bCs w:val="0"/>
-          <w:color w:val="4472C4" w:themeColor="accent1"/>
-        </w:rPr>
-      </w:pPr>
-      <w:r>
-        <w:rPr>
-          <w:rFonts w:cs="Arial"/>
-          <w:b w:val="0"/>
-          <w:bCs w:val="0"/>
-          <w:color w:val="4472C4" w:themeColor="accent1"/>
-          <w:shd w:val="clear" w:color="auto" w:fill="F3F3F3"/>
-        </w:rPr>
-        <w:t>[Minor]</w:t>
-      </w:r>
-      <w:r>
-        <w:rPr>
-          <w:rFonts w:cs="Arial"/>
-          <w:b w:val="0"/>
-          <w:bCs w:val="0"/>
-          <w:color w:val="4472C4" w:themeColor="accent1"/>
-        </w:rPr>
-        <w:t xml:space="preserve"> </w:t>
-      </w:r>
-      <w:r>
-        <w:rPr>
-          <w:rFonts w:cs="Arial"/>
-          <w:b w:val="0"/>
-          <w:bCs w:val="0"/>
-          <w:color w:val="4472C4" w:themeColor="accent1"/>
-        </w:rPr>
-        <w:t>The code needs to be set up so that it is easy to re-process all the data if a new calibration measurement function is developed in the future.</w:t>
-      </w:r>
-    </w:p>
-    <w:p>
-      <w:pPr>
-        <w:rPr>
-          <w:rFonts w:ascii="Arial" w:hAnsi="Arial" w:cs="Arial"/>
-        </w:rPr>
-      </w:pPr>
+        </w:rPr>
+      </w:pPr>
+      <w:r>
+        <w:rPr>
+          <w:rFonts w:cs="Arial"/>
+          <w:b w:val="0"/>
+          <w:bCs w:val="0"/>
+          <w:color w:val="4472C4" w:themeColor="accent1"/>
+          <w:shd w:val="clear" w:color="auto" w:fill="F3F3F3"/>
+        </w:rPr>
+        <w:t>[</w:t>
+      </w:r>
+      <w:r>
+        <w:rPr>
+          <w:rFonts w:cs="Arial"/>
+          <w:b w:val="0"/>
+          <w:bCs w:val="0"/>
+          <w:color w:val="4472C4" w:themeColor="accent1"/>
+          <w:shd w:val="clear" w:color="auto" w:fill="F3F3F3"/>
+        </w:rPr>
+        <w:t>Critical</w:t>
+      </w:r>
+      <w:r>
+        <w:rPr>
+          <w:rFonts w:cs="Arial"/>
+          <w:b w:val="0"/>
+          <w:bCs w:val="0"/>
+          <w:color w:val="4472C4" w:themeColor="accent1"/>
+          <w:shd w:val="clear" w:color="auto" w:fill="F3F3F3"/>
+        </w:rPr>
+        <w:t>]</w:t>
+      </w:r>
+      <w:r>
+        <w:rPr>
+          <w:rFonts w:cs="Arial"/>
+          <w:b w:val="0"/>
+          <w:bCs w:val="0"/>
+          <w:color w:val="4472C4" w:themeColor="accent1"/>
+        </w:rPr>
+        <w:t xml:space="preserve"> The code needs to be set up so that it is easy to </w:t>
+      </w:r>
+      <w:r>
+        <w:rPr>
+          <w:rFonts w:cs="Arial"/>
+          <w:bCs w:val="0"/>
+          <w:color w:val="4472C4" w:themeColor="accent1"/>
+        </w:rPr>
+        <w:t xml:space="preserve">add additional methods in the future. </w:t>
+      </w:r>
     </w:p>
     <w:p>
       <w:pPr>
@@ -1856,7 +2726,61 @@
           <w:bCs w:val="0"/>
           <w:color w:val="4472C4" w:themeColor="accent1"/>
         </w:rPr>
-        <w:t>A demo version needs to be ready by 01/11/2020 for approval by customer.</w:t>
+        <w:t>A demo version needs to be ready by 01/</w:t>
+      </w:r>
+      <w:r>
+        <w:rPr>
+          <w:rFonts w:cs="Arial"/>
+          <w:b w:val="0"/>
+          <w:bCs w:val="0"/>
+          <w:color w:val="4472C4" w:themeColor="accent1"/>
+        </w:rPr>
+        <w:t>02</w:t>
+      </w:r>
+      <w:r>
+        <w:rPr>
+          <w:rFonts w:cs="Arial"/>
+          <w:b w:val="0"/>
+          <w:bCs w:val="0"/>
+          <w:color w:val="4472C4" w:themeColor="accent1"/>
+        </w:rPr>
+        <w:t>/202</w:t>
+      </w:r>
+      <w:r>
+        <w:rPr>
+          <w:rFonts w:cs="Arial"/>
+          <w:b w:val="0"/>
+          <w:bCs w:val="0"/>
+          <w:color w:val="4472C4" w:themeColor="accent1"/>
+        </w:rPr>
+        <w:t>6</w:t>
+      </w:r>
+      <w:r>
+        <w:rPr>
+          <w:rFonts w:cs="Arial"/>
+          <w:b w:val="0"/>
+          <w:bCs w:val="0"/>
+          <w:color w:val="4472C4" w:themeColor="accent1"/>
+        </w:rPr>
+        <w:t xml:space="preserve"> for</w:t>
+      </w:r>
+      <w:r>
+        <w:rPr>
+          <w:rFonts w:cs="Arial"/>
+          <w:b w:val="0"/>
+          <w:bCs w:val="0"/>
+          <w:color w:val="4472C4" w:themeColor="accent1"/>
+        </w:rPr>
+        <w:t xml:space="preserve"> use in our own case studies</w:t>
+      </w:r>
+      <w:r>
+        <w:rPr>
+          <w:rFonts w:cs="Arial"/>
+          <w:b w:val="0"/>
+          <w:bCs w:val="0"/>
+          <w:color w:val="4472C4" w:themeColor="accent1"/>
+        </w:rPr>
+        <w:t>.</w:t>
       </w:r>
     </w:p>
     <w:p>
@@ -1939,6 +2863,7 @@
           <w:color w:val="4472C4" w:themeColor="accent1"/>
           <w:shd w:val="clear" w:color="auto" w:fill="F3F3F3"/>
         </w:rPr>
+        <w:lastRenderedPageBreak/>
         <w:t>[</w:t>
       </w:r>
       <w:r>
@@ -1977,19 +2902,68 @@
           <w:bCs w:val="0"/>
           <w:color w:val="4472C4" w:themeColor="accent1"/>
         </w:rPr>
-        <w:t xml:space="preserve">All codes should be made </w:t>
-      </w:r>
-      <w:proofErr w:type="gramStart"/>
-      <w:r>
-        <w:rPr>
-          <w:rFonts w:cs="Arial"/>
-          <w:b w:val="0"/>
-          <w:bCs w:val="0"/>
-          <w:color w:val="4472C4" w:themeColor="accent1"/>
-        </w:rPr>
-        <w:t>open-source</w:t>
-      </w:r>
-      <w:proofErr w:type="gramEnd"/>
+        <w:t>All codes should be made open-source</w:t>
+      </w:r>
+      <w:r>
+        <w:rPr>
+          <w:rFonts w:cs="Arial"/>
+          <w:b w:val="0"/>
+          <w:bCs w:val="0"/>
+          <w:color w:val="4472C4" w:themeColor="accent1"/>
+        </w:rPr>
+        <w:t xml:space="preserve"> through </w:t>
+      </w:r>
+      <w:proofErr w:type="spellStart"/>
+      <w:r>
+        <w:rPr>
+          <w:rFonts w:cs="Arial"/>
+          <w:b w:val="0"/>
+          <w:bCs w:val="0"/>
+          <w:color w:val="4472C4" w:themeColor="accent1"/>
+        </w:rPr>
+        <w:t>CoMet</w:t>
+      </w:r>
+      <w:proofErr w:type="spellEnd"/>
+      <w:r>
+        <w:rPr>
+          <w:rFonts w:cs="Arial"/>
+          <w:b w:val="0"/>
+          <w:bCs w:val="0"/>
+          <w:color w:val="4472C4" w:themeColor="accent1"/>
+        </w:rPr>
+        <w:t xml:space="preserve"> </w:t>
+      </w:r>
+      <w:proofErr w:type="spellStart"/>
+      <w:r>
+        <w:rPr>
+          <w:rFonts w:cs="Arial"/>
+          <w:b w:val="0"/>
+          <w:bCs w:val="0"/>
+          <w:color w:val="4472C4" w:themeColor="accent1"/>
+        </w:rPr>
+        <w:t>github</w:t>
+      </w:r>
+      <w:proofErr w:type="spellEnd"/>
+      <w:r>
+        <w:rPr>
+          <w:rFonts w:cs="Arial"/>
+          <w:b w:val="0"/>
+          <w:bCs w:val="0"/>
+          <w:color w:val="4472C4" w:themeColor="accent1"/>
+        </w:rPr>
+        <w:t xml:space="preserve"> and </w:t>
+      </w:r>
+      <w:proofErr w:type="spellStart"/>
+      <w:r>
+        <w:rPr>
+          <w:rFonts w:cs="Arial"/>
+          <w:b w:val="0"/>
+          <w:bCs w:val="0"/>
+          <w:color w:val="4472C4" w:themeColor="accent1"/>
+        </w:rPr>
+        <w:t>pypi</w:t>
+      </w:r>
+      <w:proofErr w:type="spellEnd"/>
       <w:r>
         <w:rPr>
           <w:rFonts w:cs="Arial"/>
@@ -2055,10 +3029,7 @@
         <w:t>*</w:t>
       </w:r>
     </w:p>
-    <w:p>
-      <w:bookmarkStart w:id="19" w:name="_GoBack"/>
-      <w:bookmarkEnd w:id="19"/>
-    </w:p>
+    <w:p/>
     <w:sectPr>
       <w:headerReference w:type="even" r:id="rId11"/>
       <w:headerReference w:type="default" r:id="rId12"/>
@@ -2076,7 +3047,7 @@
 </file>
 
 <file path=word/endnotes.xml><?xml version="1.0" encoding="utf-8"?>
-<w:endnotes xmlns:wpc="http://schemas.microsoft.com/office/word/2010/wordprocessingCanvas" xmlns:cx="http://schemas.microsoft.com/office/drawing/2014/chartex" xmlns:cx1="http://schemas.microsoft.com/office/drawing/2015/9/8/chartex" xmlns:cx2="http://schemas.microsoft.com/office/drawing/2015/10/21/chartex" xmlns:cx3="http://schemas.microsoft.com/office/drawing/2016/5/9/chartex" xmlns:cx4="http://schemas.microsoft.com/office/drawing/2016/5/10/chartex" xmlns:cx5="http://schemas.microsoft.com/office/drawing/2016/5/11/chartex" xmlns:cx6="http://schemas.microsoft.com/office/drawing/2016/5/12/chartex" xmlns:cx7="http://schemas.microsoft.com/office/drawing/2016/5/13/chartex" xmlns:cx8="http://schemas.microsoft.com/office/drawing/2016/5/14/chartex" xmlns:mc="http://schemas.openxmlformats.org/markup-compatibility/2006" xmlns:aink="http://schemas.microsoft.com/office/drawing/2016/ink" xmlns:am3d="http://schemas.microsoft.com/office/drawing/2017/model3d" xmlns:o="urn:schemas-microsoft-com:office:office" xmlns:r="http://schemas.openxmlformats.org/officeDocument/2006/relationships" xmlns:m="http://schemas.openxmlformats.org/officeDocument/2006/math" xmlns:v="urn:schemas-microsoft-com:vml" xmlns:wp14="http://schemas.microsoft.com/office/word/2010/wordprocessingDrawing" xmlns:wp="http://schemas.openxmlformats.org/drawingml/2006/wordprocessingDrawing" xmlns:w10="urn:schemas-microsoft-com:office:word" xmlns:w="http://schemas.openxmlformats.org/wordprocessingml/2006/main" xmlns:w14="http://schemas.microsoft.com/office/word/2010/wordml" xmlns:w15="http://schemas.microsoft.com/office/word/2012/wordml" xmlns:w16cid="http://schemas.microsoft.com/office/word/2016/wordml/cid" xmlns:w16se="http://schemas.microsoft.com/office/word/2015/wordml/symex" xmlns:wpg="http://schemas.microsoft.com/office/word/2010/wordprocessingGroup" xmlns:wpi="http://schemas.microsoft.com/office/word/2010/wordprocessingInk" xmlns:wne="http://schemas.microsoft.com/office/word/2006/wordml" xmlns:wps="http://schemas.microsoft.com/office/word/2010/wordprocessingShape" mc:Ignorable="w14 w15 w16se w16cid wp14">
+<w:endnotes xmlns:wpc="http://schemas.microsoft.com/office/word/2010/wordprocessingCanvas" xmlns:cx="http://schemas.microsoft.com/office/drawing/2014/chartex" xmlns:cx1="http://schemas.microsoft.com/office/drawing/2015/9/8/chartex" xmlns:cx2="http://schemas.microsoft.com/office/drawing/2015/10/21/chartex" xmlns:cx3="http://schemas.microsoft.com/office/drawing/2016/5/9/chartex" xmlns:cx4="http://schemas.microsoft.com/office/drawing/2016/5/10/chartex" xmlns:cx5="http://schemas.microsoft.com/office/drawing/2016/5/11/chartex" xmlns:cx6="http://schemas.microsoft.com/office/drawing/2016/5/12/chartex" xmlns:cx7="http://schemas.microsoft.com/office/drawing/2016/5/13/chartex" xmlns:cx8="http://schemas.microsoft.com/office/drawing/2016/5/14/chartex" xmlns:mc="http://schemas.openxmlformats.org/markup-compatibility/2006" xmlns:aink="http://schemas.microsoft.com/office/drawing/2016/ink" xmlns:am3d="http://schemas.microsoft.com/office/drawing/2017/model3d" xmlns:o="urn:schemas-microsoft-com:office:office" xmlns:oel="http://schemas.microsoft.com/office/2019/extlst" xmlns:r="http://schemas.openxmlformats.org/officeDocument/2006/relationships" xmlns:m="http://schemas.openxmlformats.org/officeDocument/2006/math" xmlns:v="urn:schemas-microsoft-com:vml" xmlns:wp14="http://schemas.microsoft.com/office/word/2010/wordprocessingDrawing" xmlns:wp="http://schemas.openxmlformats.org/drawingml/2006/wordprocessingDrawing" xmlns:w10="urn:schemas-microsoft-com:office:word" xmlns:w="http://schemas.openxmlformats.org/wordprocessingml/2006/main" xmlns:w14="http://schemas.microsoft.com/office/word/2010/wordml" xmlns:w15="http://schemas.microsoft.com/office/word/2012/wordml" xmlns:w16cex="http://schemas.microsoft.com/office/word/2018/wordml/cex" xmlns:w16cid="http://schemas.microsoft.com/office/word/2016/wordml/cid" xmlns:w16="http://schemas.microsoft.com/office/word/2018/wordml" xmlns:w16du="http://schemas.microsoft.com/office/word/2023/wordml/word16du" xmlns:w16sdtdh="http://schemas.microsoft.com/office/word/2020/wordml/sdtdatahash" xmlns:w16sdtfl="http://schemas.microsoft.com/office/word/2024/wordml/sdtformatlock" xmlns:w16se="http://schemas.microsoft.com/office/word/2015/wordml/symex" xmlns:wpg="http://schemas.microsoft.com/office/word/2010/wordprocessingGroup" xmlns:wpi="http://schemas.microsoft.com/office/word/2010/wordprocessingInk" xmlns:wne="http://schemas.microsoft.com/office/word/2006/wordml" xmlns:wps="http://schemas.microsoft.com/office/word/2010/wordprocessingShape" mc:Ignorable="w14 w15 w16se w16cid w16 w16cex w16sdtdh w16sdtfl w16du wp14">
   <w:endnote w:type="separator" w:id="-1">
     <w:p>
       <w:r>
@@ -2102,7 +3073,7 @@
 </file>
 
 <file path=word/footer1.xml><?xml version="1.0" encoding="utf-8"?>
-<w:ftr xmlns:wpc="http://schemas.microsoft.com/office/word/2010/wordprocessingCanvas" xmlns:cx="http://schemas.microsoft.com/office/drawing/2014/chartex" xmlns:cx1="http://schemas.microsoft.com/office/drawing/2015/9/8/chartex" xmlns:cx2="http://schemas.microsoft.com/office/drawing/2015/10/21/chartex" xmlns:cx3="http://schemas.microsoft.com/office/drawing/2016/5/9/chartex" xmlns:cx4="http://schemas.microsoft.com/office/drawing/2016/5/10/chartex" xmlns:cx5="http://schemas.microsoft.com/office/drawing/2016/5/11/chartex" xmlns:cx6="http://schemas.microsoft.com/office/drawing/2016/5/12/chartex" xmlns:cx7="http://schemas.microsoft.com/office/drawing/2016/5/13/chartex" xmlns:cx8="http://schemas.microsoft.com/office/drawing/2016/5/14/chartex" xmlns:mc="http://schemas.openxmlformats.org/markup-compatibility/2006" xmlns:aink="http://schemas.microsoft.com/office/drawing/2016/ink" xmlns:am3d="http://schemas.microsoft.com/office/drawing/2017/model3d" xmlns:o="urn:schemas-microsoft-com:office:office" xmlns:r="http://schemas.openxmlformats.org/officeDocument/2006/relationships" xmlns:m="http://schemas.openxmlformats.org/officeDocument/2006/math" xmlns:v="urn:schemas-microsoft-com:vml" xmlns:wp14="http://schemas.microsoft.com/office/word/2010/wordprocessingDrawing" xmlns:wp="http://schemas.openxmlformats.org/drawingml/2006/wordprocessingDrawing" xmlns:w10="urn:schemas-microsoft-com:office:word" xmlns:w="http://schemas.openxmlformats.org/wordprocessingml/2006/main" xmlns:w14="http://schemas.microsoft.com/office/word/2010/wordml" xmlns:w15="http://schemas.microsoft.com/office/word/2012/wordml" xmlns:w16cid="http://schemas.microsoft.com/office/word/2016/wordml/cid" xmlns:w16se="http://schemas.microsoft.com/office/word/2015/wordml/symex" xmlns:wpg="http://schemas.microsoft.com/office/word/2010/wordprocessingGroup" xmlns:wpi="http://schemas.microsoft.com/office/word/2010/wordprocessingInk" xmlns:wne="http://schemas.microsoft.com/office/word/2006/wordml" xmlns:wps="http://schemas.microsoft.com/office/word/2010/wordprocessingShape" mc:Ignorable="w14 w15 w16se w16cid wp14">
+<w:ftr xmlns:wpc="http://schemas.microsoft.com/office/word/2010/wordprocessingCanvas" xmlns:cx="http://schemas.microsoft.com/office/drawing/2014/chartex" xmlns:cx1="http://schemas.microsoft.com/office/drawing/2015/9/8/chartex" xmlns:cx2="http://schemas.microsoft.com/office/drawing/2015/10/21/chartex" xmlns:cx3="http://schemas.microsoft.com/office/drawing/2016/5/9/chartex" xmlns:cx4="http://schemas.microsoft.com/office/drawing/2016/5/10/chartex" xmlns:cx5="http://schemas.microsoft.com/office/drawing/2016/5/11/chartex" xmlns:cx6="http://schemas.microsoft.com/office/drawing/2016/5/12/chartex" xmlns:cx7="http://schemas.microsoft.com/office/drawing/2016/5/13/chartex" xmlns:cx8="http://schemas.microsoft.com/office/drawing/2016/5/14/chartex" xmlns:mc="http://schemas.openxmlformats.org/markup-compatibility/2006" xmlns:aink="http://schemas.microsoft.com/office/drawing/2016/ink" xmlns:am3d="http://schemas.microsoft.com/office/drawing/2017/model3d" xmlns:o="urn:schemas-microsoft-com:office:office" xmlns:oel="http://schemas.microsoft.com/office/2019/extlst" xmlns:r="http://schemas.openxmlformats.org/officeDocument/2006/relationships" xmlns:m="http://schemas.openxmlformats.org/officeDocument/2006/math" xmlns:v="urn:schemas-microsoft-com:vml" xmlns:wp14="http://schemas.microsoft.com/office/word/2010/wordprocessingDrawing" xmlns:wp="http://schemas.openxmlformats.org/drawingml/2006/wordprocessingDrawing" xmlns:w10="urn:schemas-microsoft-com:office:word" xmlns:w="http://schemas.openxmlformats.org/wordprocessingml/2006/main" xmlns:w14="http://schemas.microsoft.com/office/word/2010/wordml" xmlns:w15="http://schemas.microsoft.com/office/word/2012/wordml" xmlns:w16cex="http://schemas.microsoft.com/office/word/2018/wordml/cex" xmlns:w16cid="http://schemas.microsoft.com/office/word/2016/wordml/cid" xmlns:w16="http://schemas.microsoft.com/office/word/2018/wordml" xmlns:w16du="http://schemas.microsoft.com/office/word/2023/wordml/word16du" xmlns:w16sdtdh="http://schemas.microsoft.com/office/word/2020/wordml/sdtdatahash" xmlns:w16sdtfl="http://schemas.microsoft.com/office/word/2024/wordml/sdtformatlock" xmlns:w16se="http://schemas.microsoft.com/office/word/2015/wordml/symex" xmlns:wpg="http://schemas.microsoft.com/office/word/2010/wordprocessingGroup" xmlns:wpi="http://schemas.microsoft.com/office/word/2010/wordprocessingInk" xmlns:wne="http://schemas.microsoft.com/office/word/2006/wordml" xmlns:wps="http://schemas.microsoft.com/office/word/2010/wordprocessingShape" mc:Ignorable="w14 w15 w16se w16cid w16 w16cex w16sdtdh w16sdtfl w16du wp14">
   <w:p>
     <w:pPr>
       <w:pStyle w:val="Footer"/>
@@ -2112,7 +3083,7 @@
 </file>
 
 <file path=word/footer2.xml><?xml version="1.0" encoding="utf-8"?>
-<w:ftr xmlns:wpc="http://schemas.microsoft.com/office/word/2010/wordprocessingCanvas" xmlns:cx="http://schemas.microsoft.com/office/drawing/2014/chartex" xmlns:cx1="http://schemas.microsoft.com/office/drawing/2015/9/8/chartex" xmlns:cx2="http://schemas.microsoft.com/office/drawing/2015/10/21/chartex" xmlns:cx3="http://schemas.microsoft.com/office/drawing/2016/5/9/chartex" xmlns:cx4="http://schemas.microsoft.com/office/drawing/2016/5/10/chartex" xmlns:cx5="http://schemas.microsoft.com/office/drawing/2016/5/11/chartex" xmlns:cx6="http://schemas.microsoft.com/office/drawing/2016/5/12/chartex" xmlns:cx7="http://schemas.microsoft.com/office/drawing/2016/5/13/chartex" xmlns:cx8="http://schemas.microsoft.com/office/drawing/2016/5/14/chartex" xmlns:mc="http://schemas.openxmlformats.org/markup-compatibility/2006" xmlns:aink="http://schemas.microsoft.com/office/drawing/2016/ink" xmlns:am3d="http://schemas.microsoft.com/office/drawing/2017/model3d" xmlns:o="urn:schemas-microsoft-com:office:office" xmlns:r="http://schemas.openxmlformats.org/officeDocument/2006/relationships" xmlns:m="http://schemas.openxmlformats.org/officeDocument/2006/math" xmlns:v="urn:schemas-microsoft-com:vml" xmlns:wp14="http://schemas.microsoft.com/office/word/2010/wordprocessingDrawing" xmlns:wp="http://schemas.openxmlformats.org/drawingml/2006/wordprocessingDrawing" xmlns:w10="urn:schemas-microsoft-com:office:word" xmlns:w="http://schemas.openxmlformats.org/wordprocessingml/2006/main" xmlns:w14="http://schemas.microsoft.com/office/word/2010/wordml" xmlns:w15="http://schemas.microsoft.com/office/word/2012/wordml" xmlns:w16cid="http://schemas.microsoft.com/office/word/2016/wordml/cid" xmlns:w16se="http://schemas.microsoft.com/office/word/2015/wordml/symex" xmlns:wpg="http://schemas.microsoft.com/office/word/2010/wordprocessingGroup" xmlns:wpi="http://schemas.microsoft.com/office/word/2010/wordprocessingInk" xmlns:wne="http://schemas.microsoft.com/office/word/2006/wordml" xmlns:wps="http://schemas.microsoft.com/office/word/2010/wordprocessingShape" mc:Ignorable="w14 w15 w16se w16cid wp14">
+<w:ftr xmlns:wpc="http://schemas.microsoft.com/office/word/2010/wordprocessingCanvas" xmlns:cx="http://schemas.microsoft.com/office/drawing/2014/chartex" xmlns:cx1="http://schemas.microsoft.com/office/drawing/2015/9/8/chartex" xmlns:cx2="http://schemas.microsoft.com/office/drawing/2015/10/21/chartex" xmlns:cx3="http://schemas.microsoft.com/office/drawing/2016/5/9/chartex" xmlns:cx4="http://schemas.microsoft.com/office/drawing/2016/5/10/chartex" xmlns:cx5="http://schemas.microsoft.com/office/drawing/2016/5/11/chartex" xmlns:cx6="http://schemas.microsoft.com/office/drawing/2016/5/12/chartex" xmlns:cx7="http://schemas.microsoft.com/office/drawing/2016/5/13/chartex" xmlns:cx8="http://schemas.microsoft.com/office/drawing/2016/5/14/chartex" xmlns:mc="http://schemas.openxmlformats.org/markup-compatibility/2006" xmlns:aink="http://schemas.microsoft.com/office/drawing/2016/ink" xmlns:am3d="http://schemas.microsoft.com/office/drawing/2017/model3d" xmlns:o="urn:schemas-microsoft-com:office:office" xmlns:oel="http://schemas.microsoft.com/office/2019/extlst" xmlns:r="http://schemas.openxmlformats.org/officeDocument/2006/relationships" xmlns:m="http://schemas.openxmlformats.org/officeDocument/2006/math" xmlns:v="urn:schemas-microsoft-com:vml" xmlns:wp14="http://schemas.microsoft.com/office/word/2010/wordprocessingDrawing" xmlns:wp="http://schemas.openxmlformats.org/drawingml/2006/wordprocessingDrawing" xmlns:w10="urn:schemas-microsoft-com:office:word" xmlns:w="http://schemas.openxmlformats.org/wordprocessingml/2006/main" xmlns:w14="http://schemas.microsoft.com/office/word/2010/wordml" xmlns:w15="http://schemas.microsoft.com/office/word/2012/wordml" xmlns:w16cex="http://schemas.microsoft.com/office/word/2018/wordml/cex" xmlns:w16cid="http://schemas.microsoft.com/office/word/2016/wordml/cid" xmlns:w16="http://schemas.microsoft.com/office/word/2018/wordml" xmlns:w16du="http://schemas.microsoft.com/office/word/2023/wordml/word16du" xmlns:w16sdtdh="http://schemas.microsoft.com/office/word/2020/wordml/sdtdatahash" xmlns:w16sdtfl="http://schemas.microsoft.com/office/word/2024/wordml/sdtformatlock" xmlns:w16se="http://schemas.microsoft.com/office/word/2015/wordml/symex" xmlns:wpg="http://schemas.microsoft.com/office/word/2010/wordprocessingGroup" xmlns:wpi="http://schemas.microsoft.com/office/word/2010/wordprocessingInk" xmlns:wne="http://schemas.microsoft.com/office/word/2006/wordml" xmlns:wps="http://schemas.microsoft.com/office/word/2010/wordprocessingShape" mc:Ignorable="w14 w15 w16se w16cid w16 w16cex w16sdtdh w16sdtfl w16du wp14">
   <w:p>
     <w:pPr>
       <w:pStyle w:val="Footer"/>
@@ -2122,7 +3093,7 @@
 </file>
 
 <file path=word/footer3.xml><?xml version="1.0" encoding="utf-8"?>
-<w:ftr xmlns:wpc="http://schemas.microsoft.com/office/word/2010/wordprocessingCanvas" xmlns:cx="http://schemas.microsoft.com/office/drawing/2014/chartex" xmlns:cx1="http://schemas.microsoft.com/office/drawing/2015/9/8/chartex" xmlns:cx2="http://schemas.microsoft.com/office/drawing/2015/10/21/chartex" xmlns:cx3="http://schemas.microsoft.com/office/drawing/2016/5/9/chartex" xmlns:cx4="http://schemas.microsoft.com/office/drawing/2016/5/10/chartex" xmlns:cx5="http://schemas.microsoft.com/office/drawing/2016/5/11/chartex" xmlns:cx6="http://schemas.microsoft.com/office/drawing/2016/5/12/chartex" xmlns:cx7="http://schemas.microsoft.com/office/drawing/2016/5/13/chartex" xmlns:cx8="http://schemas.microsoft.com/office/drawing/2016/5/14/chartex" xmlns:mc="http://schemas.openxmlformats.org/markup-compatibility/2006" xmlns:aink="http://schemas.microsoft.com/office/drawing/2016/ink" xmlns:am3d="http://schemas.microsoft.com/office/drawing/2017/model3d" xmlns:o="urn:schemas-microsoft-com:office:office" xmlns:r="http://schemas.openxmlformats.org/officeDocument/2006/relationships" xmlns:m="http://schemas.openxmlformats.org/officeDocument/2006/math" xmlns:v="urn:schemas-microsoft-com:vml" xmlns:wp14="http://schemas.microsoft.com/office/word/2010/wordprocessingDrawing" xmlns:wp="http://schemas.openxmlformats.org/drawingml/2006/wordprocessingDrawing" xmlns:w10="urn:schemas-microsoft-com:office:word" xmlns:w="http://schemas.openxmlformats.org/wordprocessingml/2006/main" xmlns:w14="http://schemas.microsoft.com/office/word/2010/wordml" xmlns:w15="http://schemas.microsoft.com/office/word/2012/wordml" xmlns:w16cid="http://schemas.microsoft.com/office/word/2016/wordml/cid" xmlns:w16se="http://schemas.microsoft.com/office/word/2015/wordml/symex" xmlns:wpg="http://schemas.microsoft.com/office/word/2010/wordprocessingGroup" xmlns:wpi="http://schemas.microsoft.com/office/word/2010/wordprocessingInk" xmlns:wne="http://schemas.microsoft.com/office/word/2006/wordml" xmlns:wps="http://schemas.microsoft.com/office/word/2010/wordprocessingShape" mc:Ignorable="w14 w15 w16se w16cid wp14">
+<w:ftr xmlns:wpc="http://schemas.microsoft.com/office/word/2010/wordprocessingCanvas" xmlns:cx="http://schemas.microsoft.com/office/drawing/2014/chartex" xmlns:cx1="http://schemas.microsoft.com/office/drawing/2015/9/8/chartex" xmlns:cx2="http://schemas.microsoft.com/office/drawing/2015/10/21/chartex" xmlns:cx3="http://schemas.microsoft.com/office/drawing/2016/5/9/chartex" xmlns:cx4="http://schemas.microsoft.com/office/drawing/2016/5/10/chartex" xmlns:cx5="http://schemas.microsoft.com/office/drawing/2016/5/11/chartex" xmlns:cx6="http://schemas.microsoft.com/office/drawing/2016/5/12/chartex" xmlns:cx7="http://schemas.microsoft.com/office/drawing/2016/5/13/chartex" xmlns:cx8="http://schemas.microsoft.com/office/drawing/2016/5/14/chartex" xmlns:mc="http://schemas.openxmlformats.org/markup-compatibility/2006" xmlns:aink="http://schemas.microsoft.com/office/drawing/2016/ink" xmlns:am3d="http://schemas.microsoft.com/office/drawing/2017/model3d" xmlns:o="urn:schemas-microsoft-com:office:office" xmlns:oel="http://schemas.microsoft.com/office/2019/extlst" xmlns:r="http://schemas.openxmlformats.org/officeDocument/2006/relationships" xmlns:m="http://schemas.openxmlformats.org/officeDocument/2006/math" xmlns:v="urn:schemas-microsoft-com:vml" xmlns:wp14="http://schemas.microsoft.com/office/word/2010/wordprocessingDrawing" xmlns:wp="http://schemas.openxmlformats.org/drawingml/2006/wordprocessingDrawing" xmlns:w10="urn:schemas-microsoft-com:office:word" xmlns:w="http://schemas.openxmlformats.org/wordprocessingml/2006/main" xmlns:w14="http://schemas.microsoft.com/office/word/2010/wordml" xmlns:w15="http://schemas.microsoft.com/office/word/2012/wordml" xmlns:w16cex="http://schemas.microsoft.com/office/word/2018/wordml/cex" xmlns:w16cid="http://schemas.microsoft.com/office/word/2016/wordml/cid" xmlns:w16="http://schemas.microsoft.com/office/word/2018/wordml" xmlns:w16du="http://schemas.microsoft.com/office/word/2023/wordml/word16du" xmlns:w16sdtdh="http://schemas.microsoft.com/office/word/2020/wordml/sdtdatahash" xmlns:w16sdtfl="http://schemas.microsoft.com/office/word/2024/wordml/sdtformatlock" xmlns:w16se="http://schemas.microsoft.com/office/word/2015/wordml/symex" xmlns:wpg="http://schemas.microsoft.com/office/word/2010/wordprocessingGroup" xmlns:wpi="http://schemas.microsoft.com/office/word/2010/wordprocessingInk" xmlns:wne="http://schemas.microsoft.com/office/word/2006/wordml" xmlns:wps="http://schemas.microsoft.com/office/word/2010/wordprocessingShape" mc:Ignorable="w14 w15 w16se w16cid w16 w16cex w16sdtdh w16sdtfl w16du wp14">
   <w:p>
     <w:pPr>
       <w:pStyle w:val="Footer"/>
@@ -2132,7 +3103,7 @@
 </file>
 
 <file path=word/footnotes.xml><?xml version="1.0" encoding="utf-8"?>
-<w:footnotes xmlns:wpc="http://schemas.microsoft.com/office/word/2010/wordprocessingCanvas" xmlns:cx="http://schemas.microsoft.com/office/drawing/2014/chartex" xmlns:cx1="http://schemas.microsoft.com/office/drawing/2015/9/8/chartex" xmlns:cx2="http://schemas.microsoft.com/office/drawing/2015/10/21/chartex" xmlns:cx3="http://schemas.microsoft.com/office/drawing/2016/5/9/chartex" xmlns:cx4="http://schemas.microsoft.com/office/drawing/2016/5/10/chartex" xmlns:cx5="http://schemas.microsoft.com/office/drawing/2016/5/11/chartex" xmlns:cx6="http://schemas.microsoft.com/office/drawing/2016/5/12/chartex" xmlns:cx7="http://schemas.microsoft.com/office/drawing/2016/5/13/chartex" xmlns:cx8="http://schemas.microsoft.com/office/drawing/2016/5/14/chartex" xmlns:mc="http://schemas.openxmlformats.org/markup-compatibility/2006" xmlns:aink="http://schemas.microsoft.com/office/drawing/2016/ink" xmlns:am3d="http://schemas.microsoft.com/office/drawing/2017/model3d" xmlns:o="urn:schemas-microsoft-com:office:office" xmlns:r="http://schemas.openxmlformats.org/officeDocument/2006/relationships" xmlns:m="http://schemas.openxmlformats.org/officeDocument/2006/math" xmlns:v="urn:schemas-microsoft-com:vml" xmlns:wp14="http://schemas.microsoft.com/office/word/2010/wordprocessingDrawing" xmlns:wp="http://schemas.openxmlformats.org/drawingml/2006/wordprocessingDrawing" xmlns:w10="urn:schemas-microsoft-com:office:word" xmlns:w="http://schemas.openxmlformats.org/wordprocessingml/2006/main" xmlns:w14="http://schemas.microsoft.com/office/word/2010/wordml" xmlns:w15="http://schemas.microsoft.com/office/word/2012/wordml" xmlns:w16cid="http://schemas.microsoft.com/office/word/2016/wordml/cid" xmlns:w16se="http://schemas.microsoft.com/office/word/2015/wordml/symex" xmlns:wpg="http://schemas.microsoft.com/office/word/2010/wordprocessingGroup" xmlns:wpi="http://schemas.microsoft.com/office/word/2010/wordprocessingInk" xmlns:wne="http://schemas.microsoft.com/office/word/2006/wordml" xmlns:wps="http://schemas.microsoft.com/office/word/2010/wordprocessingShape" mc:Ignorable="w14 w15 w16se w16cid wp14">
+<w:footnotes xmlns:wpc="http://schemas.microsoft.com/office/word/2010/wordprocessingCanvas" xmlns:cx="http://schemas.microsoft.com/office/drawing/2014/chartex" xmlns:cx1="http://schemas.microsoft.com/office/drawing/2015/9/8/chartex" xmlns:cx2="http://schemas.microsoft.com/office/drawing/2015/10/21/chartex" xmlns:cx3="http://schemas.microsoft.com/office/drawing/2016/5/9/chartex" xmlns:cx4="http://schemas.microsoft.com/office/drawing/2016/5/10/chartex" xmlns:cx5="http://schemas.microsoft.com/office/drawing/2016/5/11/chartex" xmlns:cx6="http://schemas.microsoft.com/office/drawing/2016/5/12/chartex" xmlns:cx7="http://schemas.microsoft.com/office/drawing/2016/5/13/chartex" xmlns:cx8="http://schemas.microsoft.com/office/drawing/2016/5/14/chartex" xmlns:mc="http://schemas.openxmlformats.org/markup-compatibility/2006" xmlns:aink="http://schemas.microsoft.com/office/drawing/2016/ink" xmlns:am3d="http://schemas.microsoft.com/office/drawing/2017/model3d" xmlns:o="urn:schemas-microsoft-com:office:office" xmlns:oel="http://schemas.microsoft.com/office/2019/extlst" xmlns:r="http://schemas.openxmlformats.org/officeDocument/2006/relationships" xmlns:m="http://schemas.openxmlformats.org/officeDocument/2006/math" xmlns:v="urn:schemas-microsoft-com:vml" xmlns:wp14="http://schemas.microsoft.com/office/word/2010/wordprocessingDrawing" xmlns:wp="http://schemas.openxmlformats.org/drawingml/2006/wordprocessingDrawing" xmlns:w10="urn:schemas-microsoft-com:office:word" xmlns:w="http://schemas.openxmlformats.org/wordprocessingml/2006/main" xmlns:w14="http://schemas.microsoft.com/office/word/2010/wordml" xmlns:w15="http://schemas.microsoft.com/office/word/2012/wordml" xmlns:w16cex="http://schemas.microsoft.com/office/word/2018/wordml/cex" xmlns:w16cid="http://schemas.microsoft.com/office/word/2016/wordml/cid" xmlns:w16="http://schemas.microsoft.com/office/word/2018/wordml" xmlns:w16du="http://schemas.microsoft.com/office/word/2023/wordml/word16du" xmlns:w16sdtdh="http://schemas.microsoft.com/office/word/2020/wordml/sdtdatahash" xmlns:w16sdtfl="http://schemas.microsoft.com/office/word/2024/wordml/sdtformatlock" xmlns:w16se="http://schemas.microsoft.com/office/word/2015/wordml/symex" xmlns:wpg="http://schemas.microsoft.com/office/word/2010/wordprocessingGroup" xmlns:wpi="http://schemas.microsoft.com/office/word/2010/wordprocessingInk" xmlns:wne="http://schemas.microsoft.com/office/word/2006/wordml" xmlns:wps="http://schemas.microsoft.com/office/word/2010/wordprocessingShape" mc:Ignorable="w14 w15 w16se w16cid w16 w16cex w16sdtdh w16sdtfl w16du wp14">
   <w:footnote w:type="separator" w:id="-1">
     <w:p>
       <w:r>
@@ -2158,7 +3129,7 @@
 </file>
 
 <file path=word/header1.xml><?xml version="1.0" encoding="utf-8"?>
-<w:hdr xmlns:wpc="http://schemas.microsoft.com/office/word/2010/wordprocessingCanvas" xmlns:cx="http://schemas.microsoft.com/office/drawing/2014/chartex" xmlns:cx1="http://schemas.microsoft.com/office/drawing/2015/9/8/chartex" xmlns:cx2="http://schemas.microsoft.com/office/drawing/2015/10/21/chartex" xmlns:cx3="http://schemas.microsoft.com/office/drawing/2016/5/9/chartex" xmlns:cx4="http://schemas.microsoft.com/office/drawing/2016/5/10/chartex" xmlns:cx5="http://schemas.microsoft.com/office/drawing/2016/5/11/chartex" xmlns:cx6="http://schemas.microsoft.com/office/drawing/2016/5/12/chartex" xmlns:cx7="http://schemas.microsoft.com/office/drawing/2016/5/13/chartex" xmlns:cx8="http://schemas.microsoft.com/office/drawing/2016/5/14/chartex" xmlns:mc="http://schemas.openxmlformats.org/markup-compatibility/2006" xmlns:aink="http://schemas.microsoft.com/office/drawing/2016/ink" xmlns:am3d="http://schemas.microsoft.com/office/drawing/2017/model3d" xmlns:o="urn:schemas-microsoft-com:office:office" xmlns:r="http://schemas.openxmlformats.org/officeDocument/2006/relationships" xmlns:m="http://schemas.openxmlformats.org/officeDocument/2006/math" xmlns:v="urn:schemas-microsoft-com:vml" xmlns:wp14="http://schemas.microsoft.com/office/word/2010/wordprocessingDrawing" xmlns:wp="http://schemas.openxmlformats.org/drawingml/2006/wordprocessingDrawing" xmlns:w10="urn:schemas-microsoft-com:office:word" xmlns:w="http://schemas.openxmlformats.org/wordprocessingml/2006/main" xmlns:w14="http://schemas.microsoft.com/office/word/2010/wordml" xmlns:w15="http://schemas.microsoft.com/office/word/2012/wordml" xmlns:w16cid="http://schemas.microsoft.com/office/word/2016/wordml/cid" xmlns:w16se="http://schemas.microsoft.com/office/word/2015/wordml/symex" xmlns:wpg="http://schemas.microsoft.com/office/word/2010/wordprocessingGroup" xmlns:wpi="http://schemas.microsoft.com/office/word/2010/wordprocessingInk" xmlns:wne="http://schemas.microsoft.com/office/word/2006/wordml" xmlns:wps="http://schemas.microsoft.com/office/word/2010/wordprocessingShape" mc:Ignorable="w14 w15 w16se w16cid wp14">
+<w:hdr xmlns:wpc="http://schemas.microsoft.com/office/word/2010/wordprocessingCanvas" xmlns:cx="http://schemas.microsoft.com/office/drawing/2014/chartex" xmlns:cx1="http://schemas.microsoft.com/office/drawing/2015/9/8/chartex" xmlns:cx2="http://schemas.microsoft.com/office/drawing/2015/10/21/chartex" xmlns:cx3="http://schemas.microsoft.com/office/drawing/2016/5/9/chartex" xmlns:cx4="http://schemas.microsoft.com/office/drawing/2016/5/10/chartex" xmlns:cx5="http://schemas.microsoft.com/office/drawing/2016/5/11/chartex" xmlns:cx6="http://schemas.microsoft.com/office/drawing/2016/5/12/chartex" xmlns:cx7="http://schemas.microsoft.com/office/drawing/2016/5/13/chartex" xmlns:cx8="http://schemas.microsoft.com/office/drawing/2016/5/14/chartex" xmlns:mc="http://schemas.openxmlformats.org/markup-compatibility/2006" xmlns:aink="http://schemas.microsoft.com/office/drawing/2016/ink" xmlns:am3d="http://schemas.microsoft.com/office/drawing/2017/model3d" xmlns:o="urn:schemas-microsoft-com:office:office" xmlns:oel="http://schemas.microsoft.com/office/2019/extlst" xmlns:r="http://schemas.openxmlformats.org/officeDocument/2006/relationships" xmlns:m="http://schemas.openxmlformats.org/officeDocument/2006/math" xmlns:v="urn:schemas-microsoft-com:vml" xmlns:wp14="http://schemas.microsoft.com/office/word/2010/wordprocessingDrawing" xmlns:wp="http://schemas.openxmlformats.org/drawingml/2006/wordprocessingDrawing" xmlns:w10="urn:schemas-microsoft-com:office:word" xmlns:w="http://schemas.openxmlformats.org/wordprocessingml/2006/main" xmlns:w14="http://schemas.microsoft.com/office/word/2010/wordml" xmlns:w15="http://schemas.microsoft.com/office/word/2012/wordml" xmlns:w16cex="http://schemas.microsoft.com/office/word/2018/wordml/cex" xmlns:w16cid="http://schemas.microsoft.com/office/word/2016/wordml/cid" xmlns:w16="http://schemas.microsoft.com/office/word/2018/wordml" xmlns:w16du="http://schemas.microsoft.com/office/word/2023/wordml/word16du" xmlns:w16sdtdh="http://schemas.microsoft.com/office/word/2020/wordml/sdtdatahash" xmlns:w16sdtfl="http://schemas.microsoft.com/office/word/2024/wordml/sdtformatlock" xmlns:w16se="http://schemas.microsoft.com/office/word/2015/wordml/symex" xmlns:wpg="http://schemas.microsoft.com/office/word/2010/wordprocessingGroup" xmlns:wpi="http://schemas.microsoft.com/office/word/2010/wordprocessingInk" xmlns:wne="http://schemas.microsoft.com/office/word/2006/wordml" xmlns:wps="http://schemas.microsoft.com/office/word/2010/wordprocessingShape" mc:Ignorable="w14 w15 w16se w16cid w16 w16cex w16sdtdh w16sdtfl w16du wp14">
   <w:p>
     <w:pPr>
       <w:pStyle w:val="Header"/>
@@ -2168,7 +3139,7 @@
 </file>
 
 <file path=word/header2.xml><?xml version="1.0" encoding="utf-8"?>
-<w:hdr xmlns:wpc="http://schemas.microsoft.com/office/word/2010/wordprocessingCanvas" xmlns:cx="http://schemas.microsoft.com/office/drawing/2014/chartex" xmlns:cx1="http://schemas.microsoft.com/office/drawing/2015/9/8/chartex" xmlns:cx2="http://schemas.microsoft.com/office/drawing/2015/10/21/chartex" xmlns:cx3="http://schemas.microsoft.com/office/drawing/2016/5/9/chartex" xmlns:cx4="http://schemas.microsoft.com/office/drawing/2016/5/10/chartex" xmlns:cx5="http://schemas.microsoft.com/office/drawing/2016/5/11/chartex" xmlns:cx6="http://schemas.microsoft.com/office/drawing/2016/5/12/chartex" xmlns:cx7="http://schemas.microsoft.com/office/drawing/2016/5/13/chartex" xmlns:cx8="http://schemas.microsoft.com/office/drawing/2016/5/14/chartex" xmlns:mc="http://schemas.openxmlformats.org/markup-compatibility/2006" xmlns:aink="http://schemas.microsoft.com/office/drawing/2016/ink" xmlns:am3d="http://schemas.microsoft.com/office/drawing/2017/model3d" xmlns:o="urn:schemas-microsoft-com:office:office" xmlns:r="http://schemas.openxmlformats.org/officeDocument/2006/relationships" xmlns:m="http://schemas.openxmlformats.org/officeDocument/2006/math" xmlns:v="urn:schemas-microsoft-com:vml" xmlns:wp14="http://schemas.microsoft.com/office/word/2010/wordprocessingDrawing" xmlns:wp="http://schemas.openxmlformats.org/drawingml/2006/wordprocessingDrawing" xmlns:w10="urn:schemas-microsoft-com:office:word" xmlns:w="http://schemas.openxmlformats.org/wordprocessingml/2006/main" xmlns:w14="http://schemas.microsoft.com/office/word/2010/wordml" xmlns:w15="http://schemas.microsoft.com/office/word/2012/wordml" xmlns:w16cid="http://schemas.microsoft.com/office/word/2016/wordml/cid" xmlns:w16se="http://schemas.microsoft.com/office/word/2015/wordml/symex" xmlns:wpg="http://schemas.microsoft.com/office/word/2010/wordprocessingGroup" xmlns:wpi="http://schemas.microsoft.com/office/word/2010/wordprocessingInk" xmlns:wne="http://schemas.microsoft.com/office/word/2006/wordml" xmlns:wps="http://schemas.microsoft.com/office/word/2010/wordprocessingShape" mc:Ignorable="w14 w15 w16se w16cid wp14">
+<w:hdr xmlns:wpc="http://schemas.microsoft.com/office/word/2010/wordprocessingCanvas" xmlns:cx="http://schemas.microsoft.com/office/drawing/2014/chartex" xmlns:cx1="http://schemas.microsoft.com/office/drawing/2015/9/8/chartex" xmlns:cx2="http://schemas.microsoft.com/office/drawing/2015/10/21/chartex" xmlns:cx3="http://schemas.microsoft.com/office/drawing/2016/5/9/chartex" xmlns:cx4="http://schemas.microsoft.com/office/drawing/2016/5/10/chartex" xmlns:cx5="http://schemas.microsoft.com/office/drawing/2016/5/11/chartex" xmlns:cx6="http://schemas.microsoft.com/office/drawing/2016/5/12/chartex" xmlns:cx7="http://schemas.microsoft.com/office/drawing/2016/5/13/chartex" xmlns:cx8="http://schemas.microsoft.com/office/drawing/2016/5/14/chartex" xmlns:mc="http://schemas.openxmlformats.org/markup-compatibility/2006" xmlns:aink="http://schemas.microsoft.com/office/drawing/2016/ink" xmlns:am3d="http://schemas.microsoft.com/office/drawing/2017/model3d" xmlns:o="urn:schemas-microsoft-com:office:office" xmlns:oel="http://schemas.microsoft.com/office/2019/extlst" xmlns:r="http://schemas.openxmlformats.org/officeDocument/2006/relationships" xmlns:m="http://schemas.openxmlformats.org/officeDocument/2006/math" xmlns:v="urn:schemas-microsoft-com:vml" xmlns:wp14="http://schemas.microsoft.com/office/word/2010/wordprocessingDrawing" xmlns:wp="http://schemas.openxmlformats.org/drawingml/2006/wordprocessingDrawing" xmlns:w10="urn:schemas-microsoft-com:office:word" xmlns:w="http://schemas.openxmlformats.org/wordprocessingml/2006/main" xmlns:w14="http://schemas.microsoft.com/office/word/2010/wordml" xmlns:w15="http://schemas.microsoft.com/office/word/2012/wordml" xmlns:w16cex="http://schemas.microsoft.com/office/word/2018/wordml/cex" xmlns:w16cid="http://schemas.microsoft.com/office/word/2016/wordml/cid" xmlns:w16="http://schemas.microsoft.com/office/word/2018/wordml" xmlns:w16du="http://schemas.microsoft.com/office/word/2023/wordml/word16du" xmlns:w16sdtdh="http://schemas.microsoft.com/office/word/2020/wordml/sdtdatahash" xmlns:w16sdtfl="http://schemas.microsoft.com/office/word/2024/wordml/sdtformatlock" xmlns:w16se="http://schemas.microsoft.com/office/word/2015/wordml/symex" xmlns:wpg="http://schemas.microsoft.com/office/word/2010/wordprocessingGroup" xmlns:wpi="http://schemas.microsoft.com/office/word/2010/wordprocessingInk" xmlns:wne="http://schemas.microsoft.com/office/word/2006/wordml" xmlns:wps="http://schemas.microsoft.com/office/word/2010/wordprocessingShape" mc:Ignorable="w14 w15 w16se w16cid w16 w16cex w16sdtdh w16sdtfl w16du wp14">
   <w:p>
     <w:pPr>
       <w:pStyle w:val="Header"/>
@@ -2178,7 +3149,7 @@
 </file>
 
 <file path=word/header3.xml><?xml version="1.0" encoding="utf-8"?>
-<w:hdr xmlns:wpc="http://schemas.microsoft.com/office/word/2010/wordprocessingCanvas" xmlns:cx="http://schemas.microsoft.com/office/drawing/2014/chartex" xmlns:cx1="http://schemas.microsoft.com/office/drawing/2015/9/8/chartex" xmlns:cx2="http://schemas.microsoft.com/office/drawing/2015/10/21/chartex" xmlns:cx3="http://schemas.microsoft.com/office/drawing/2016/5/9/chartex" xmlns:cx4="http://schemas.microsoft.com/office/drawing/2016/5/10/chartex" xmlns:cx5="http://schemas.microsoft.com/office/drawing/2016/5/11/chartex" xmlns:cx6="http://schemas.microsoft.com/office/drawing/2016/5/12/chartex" xmlns:cx7="http://schemas.microsoft.com/office/drawing/2016/5/13/chartex" xmlns:cx8="http://schemas.microsoft.com/office/drawing/2016/5/14/chartex" xmlns:mc="http://schemas.openxmlformats.org/markup-compatibility/2006" xmlns:aink="http://schemas.microsoft.com/office/drawing/2016/ink" xmlns:am3d="http://schemas.microsoft.com/office/drawing/2017/model3d" xmlns:o="urn:schemas-microsoft-com:office:office" xmlns:r="http://schemas.openxmlformats.org/officeDocument/2006/relationships" xmlns:m="http://schemas.openxmlformats.org/officeDocument/2006/math" xmlns:v="urn:schemas-microsoft-com:vml" xmlns:wp14="http://schemas.microsoft.com/office/word/2010/wordprocessingDrawing" xmlns:wp="http://schemas.openxmlformats.org/drawingml/2006/wordprocessingDrawing" xmlns:w10="urn:schemas-microsoft-com:office:word" xmlns:w="http://schemas.openxmlformats.org/wordprocessingml/2006/main" xmlns:w14="http://schemas.microsoft.com/office/word/2010/wordml" xmlns:w15="http://schemas.microsoft.com/office/word/2012/wordml" xmlns:w16cid="http://schemas.microsoft.com/office/word/2016/wordml/cid" xmlns:w16se="http://schemas.microsoft.com/office/word/2015/wordml/symex" xmlns:wpg="http://schemas.microsoft.com/office/word/2010/wordprocessingGroup" xmlns:wpi="http://schemas.microsoft.com/office/word/2010/wordprocessingInk" xmlns:wne="http://schemas.microsoft.com/office/word/2006/wordml" xmlns:wps="http://schemas.microsoft.com/office/word/2010/wordprocessingShape" mc:Ignorable="w14 w15 w16se w16cid wp14">
+<w:hdr xmlns:wpc="http://schemas.microsoft.com/office/word/2010/wordprocessingCanvas" xmlns:cx="http://schemas.microsoft.com/office/drawing/2014/chartex" xmlns:cx1="http://schemas.microsoft.com/office/drawing/2015/9/8/chartex" xmlns:cx2="http://schemas.microsoft.com/office/drawing/2015/10/21/chartex" xmlns:cx3="http://schemas.microsoft.com/office/drawing/2016/5/9/chartex" xmlns:cx4="http://schemas.microsoft.com/office/drawing/2016/5/10/chartex" xmlns:cx5="http://schemas.microsoft.com/office/drawing/2016/5/11/chartex" xmlns:cx6="http://schemas.microsoft.com/office/drawing/2016/5/12/chartex" xmlns:cx7="http://schemas.microsoft.com/office/drawing/2016/5/13/chartex" xmlns:cx8="http://schemas.microsoft.com/office/drawing/2016/5/14/chartex" xmlns:mc="http://schemas.openxmlformats.org/markup-compatibility/2006" xmlns:aink="http://schemas.microsoft.com/office/drawing/2016/ink" xmlns:am3d="http://schemas.microsoft.com/office/drawing/2017/model3d" xmlns:o="urn:schemas-microsoft-com:office:office" xmlns:oel="http://schemas.microsoft.com/office/2019/extlst" xmlns:r="http://schemas.openxmlformats.org/officeDocument/2006/relationships" xmlns:m="http://schemas.openxmlformats.org/officeDocument/2006/math" xmlns:v="urn:schemas-microsoft-com:vml" xmlns:wp14="http://schemas.microsoft.com/office/word/2010/wordprocessingDrawing" xmlns:wp="http://schemas.openxmlformats.org/drawingml/2006/wordprocessingDrawing" xmlns:w10="urn:schemas-microsoft-com:office:word" xmlns:w="http://schemas.openxmlformats.org/wordprocessingml/2006/main" xmlns:w14="http://schemas.microsoft.com/office/word/2010/wordml" xmlns:w15="http://schemas.microsoft.com/office/word/2012/wordml" xmlns:w16cex="http://schemas.microsoft.com/office/word/2018/wordml/cex" xmlns:w16cid="http://schemas.microsoft.com/office/word/2016/wordml/cid" xmlns:w16="http://schemas.microsoft.com/office/word/2018/wordml" xmlns:w16du="http://schemas.microsoft.com/office/word/2023/wordml/word16du" xmlns:w16sdtdh="http://schemas.microsoft.com/office/word/2020/wordml/sdtdatahash" xmlns:w16sdtfl="http://schemas.microsoft.com/office/word/2024/wordml/sdtformatlock" xmlns:w16se="http://schemas.microsoft.com/office/word/2015/wordml/symex" xmlns:wpg="http://schemas.microsoft.com/office/word/2010/wordprocessingGroup" xmlns:wpi="http://schemas.microsoft.com/office/word/2010/wordprocessingInk" xmlns:wne="http://schemas.microsoft.com/office/word/2006/wordml" xmlns:wps="http://schemas.microsoft.com/office/word/2010/wordprocessingShape" mc:Ignorable="w14 w15 w16se w16cid w16 w16cex w16sdtdh w16sdtfl w16du wp14">
   <w:p>
     <w:pPr>
       <w:pStyle w:val="Header"/>
@@ -2188,7 +3159,7 @@
 </file>
 
 <file path=word/numbering.xml><?xml version="1.0" encoding="utf-8"?>
-<w:numbering xmlns:wpc="http://schemas.microsoft.com/office/word/2010/wordprocessingCanvas" xmlns:cx="http://schemas.microsoft.com/office/drawing/2014/chartex" xmlns:cx1="http://schemas.microsoft.com/office/drawing/2015/9/8/chartex" xmlns:cx2="http://schemas.microsoft.com/office/drawing/2015/10/21/chartex" xmlns:cx3="http://schemas.microsoft.com/office/drawing/2016/5/9/chartex" xmlns:cx4="http://schemas.microsoft.com/office/drawing/2016/5/10/chartex" xmlns:cx5="http://schemas.microsoft.com/office/drawing/2016/5/11/chartex" xmlns:cx6="http://schemas.microsoft.com/office/drawing/2016/5/12/chartex" xmlns:cx7="http://schemas.microsoft.com/office/drawing/2016/5/13/chartex" xmlns:cx8="http://schemas.microsoft.com/office/drawing/2016/5/14/chartex" xmlns:mc="http://schemas.openxmlformats.org/markup-compatibility/2006" xmlns:aink="http://schemas.microsoft.com/office/drawing/2016/ink" xmlns:am3d="http://schemas.microsoft.com/office/drawing/2017/model3d" xmlns:o="urn:schemas-microsoft-com:office:office" xmlns:r="http://schemas.openxmlformats.org/officeDocument/2006/relationships" xmlns:m="http://schemas.openxmlformats.org/officeDocument/2006/math" xmlns:v="urn:schemas-microsoft-com:vml" xmlns:wp14="http://schemas.microsoft.com/office/word/2010/wordprocessingDrawing" xmlns:wp="http://schemas.openxmlformats.org/drawingml/2006/wordprocessingDrawing" xmlns:w10="urn:schemas-microsoft-com:office:word" xmlns:w="http://schemas.openxmlformats.org/wordprocessingml/2006/main" xmlns:w14="http://schemas.microsoft.com/office/word/2010/wordml" xmlns:w15="http://schemas.microsoft.com/office/word/2012/wordml" xmlns:w16cid="http://schemas.microsoft.com/office/word/2016/wordml/cid" xmlns:w16se="http://schemas.microsoft.com/office/word/2015/wordml/symex" xmlns:wpg="http://schemas.microsoft.com/office/word/2010/wordprocessingGroup" xmlns:wpi="http://schemas.microsoft.com/office/word/2010/wordprocessingInk" xmlns:wne="http://schemas.microsoft.com/office/word/2006/wordml" xmlns:wps="http://schemas.microsoft.com/office/word/2010/wordprocessingShape" mc:Ignorable="w14 w15 w16se w16cid wp14">
+<w:numbering xmlns:wpc="http://schemas.microsoft.com/office/word/2010/wordprocessingCanvas" xmlns:cx="http://schemas.microsoft.com/office/drawing/2014/chartex" xmlns:cx1="http://schemas.microsoft.com/office/drawing/2015/9/8/chartex" xmlns:cx2="http://schemas.microsoft.com/office/drawing/2015/10/21/chartex" xmlns:cx3="http://schemas.microsoft.com/office/drawing/2016/5/9/chartex" xmlns:cx4="http://schemas.microsoft.com/office/drawing/2016/5/10/chartex" xmlns:cx5="http://schemas.microsoft.com/office/drawing/2016/5/11/chartex" xmlns:cx6="http://schemas.microsoft.com/office/drawing/2016/5/12/chartex" xmlns:cx7="http://schemas.microsoft.com/office/drawing/2016/5/13/chartex" xmlns:cx8="http://schemas.microsoft.com/office/drawing/2016/5/14/chartex" xmlns:mc="http://schemas.openxmlformats.org/markup-compatibility/2006" xmlns:aink="http://schemas.microsoft.com/office/drawing/2016/ink" xmlns:am3d="http://schemas.microsoft.com/office/drawing/2017/model3d" xmlns:o="urn:schemas-microsoft-com:office:office" xmlns:oel="http://schemas.microsoft.com/office/2019/extlst" xmlns:r="http://schemas.openxmlformats.org/officeDocument/2006/relationships" xmlns:m="http://schemas.openxmlformats.org/officeDocument/2006/math" xmlns:v="urn:schemas-microsoft-com:vml" xmlns:wp14="http://schemas.microsoft.com/office/word/2010/wordprocessingDrawing" xmlns:wp="http://schemas.openxmlformats.org/drawingml/2006/wordprocessingDrawing" xmlns:w10="urn:schemas-microsoft-com:office:word" xmlns:w="http://schemas.openxmlformats.org/wordprocessingml/2006/main" xmlns:w14="http://schemas.microsoft.com/office/word/2010/wordml" xmlns:w15="http://schemas.microsoft.com/office/word/2012/wordml" xmlns:w16cex="http://schemas.microsoft.com/office/word/2018/wordml/cex" xmlns:w16cid="http://schemas.microsoft.com/office/word/2016/wordml/cid" xmlns:w16="http://schemas.microsoft.com/office/word/2018/wordml" xmlns:w16du="http://schemas.microsoft.com/office/word/2023/wordml/word16du" xmlns:w16sdtdh="http://schemas.microsoft.com/office/word/2020/wordml/sdtdatahash" xmlns:w16sdtfl="http://schemas.microsoft.com/office/word/2024/wordml/sdtformatlock" xmlns:w16se="http://schemas.microsoft.com/office/word/2015/wordml/symex" xmlns:wpg="http://schemas.microsoft.com/office/word/2010/wordprocessingGroup" xmlns:wpi="http://schemas.microsoft.com/office/word/2010/wordprocessingInk" xmlns:wne="http://schemas.microsoft.com/office/word/2006/wordml" xmlns:wps="http://schemas.microsoft.com/office/word/2010/wordprocessingShape" mc:Ignorable="w14 w15 w16se w16cid w16 w16cex w16sdtdh w16sdtfl w16du wp14">
   <w:abstractNum w:abstractNumId="0" w15:restartNumberingAfterBreak="0">
     <w:nsid w:val="09C1550F"/>
     <w:multiLevelType w:val="hybridMultilevel"/>
@@ -2905,6 +3876,119 @@
     </w:lvl>
   </w:abstractNum>
   <w:abstractNum w:abstractNumId="6" w15:restartNumberingAfterBreak="0">
+    <w:nsid w:val="62DB34F1"/>
+    <w:multiLevelType w:val="hybridMultilevel"/>
+    <w:tmpl w:val="6E985D4A"/>
+    <w:lvl w:ilvl="0" w:tplc="08090001">
+      <w:start w:val="1"/>
+      <w:numFmt w:val="bullet"/>
+      <w:lvlText w:val=""/>
+      <w:lvlJc w:val="left"/>
+      <w:pPr>
+        <w:ind w:left="720" w:hanging="360"/>
+      </w:pPr>
+      <w:rPr>
+        <w:rFonts w:ascii="Symbol" w:hAnsi="Symbol" w:hint="default"/>
+      </w:rPr>
+    </w:lvl>
+    <w:lvl w:ilvl="1" w:tplc="08090003" w:tentative="1">
+      <w:start w:val="1"/>
+      <w:numFmt w:val="bullet"/>
+      <w:lvlText w:val="o"/>
+      <w:lvlJc w:val="left"/>
+      <w:pPr>
+        <w:ind w:left="1440" w:hanging="360"/>
+      </w:pPr>
+      <w:rPr>
+        <w:rFonts w:ascii="Courier New" w:hAnsi="Courier New" w:cs="Courier New" w:hint="default"/>
+      </w:rPr>
+    </w:lvl>
+    <w:lvl w:ilvl="2" w:tplc="08090005" w:tentative="1">
+      <w:start w:val="1"/>
+      <w:numFmt w:val="bullet"/>
+      <w:lvlText w:val=""/>
+      <w:lvlJc w:val="left"/>
+      <w:pPr>
+        <w:ind w:left="2160" w:hanging="360"/>
+      </w:pPr>
+      <w:rPr>
+        <w:rFonts w:ascii="Wingdings" w:hAnsi="Wingdings" w:hint="default"/>
+      </w:rPr>
+    </w:lvl>
+    <w:lvl w:ilvl="3" w:tplc="08090001" w:tentative="1">
+      <w:start w:val="1"/>
+      <w:numFmt w:val="bullet"/>
+      <w:lvlText w:val=""/>
+      <w:lvlJc w:val="left"/>
+      <w:pPr>
+        <w:ind w:left="2880" w:hanging="360"/>
+      </w:pPr>
+      <w:rPr>
+        <w:rFonts w:ascii="Symbol" w:hAnsi="Symbol" w:hint="default"/>
+      </w:rPr>
+    </w:lvl>
+    <w:lvl w:ilvl="4" w:tplc="08090003" w:tentative="1">
+      <w:start w:val="1"/>
+      <w:numFmt w:val="bullet"/>
+      <w:lvlText w:val="o"/>
+      <w:lvlJc w:val="left"/>
+      <w:pPr>
+        <w:ind w:left="3600" w:hanging="360"/>
+      </w:pPr>
+      <w:rPr>
+        <w:rFonts w:ascii="Courier New" w:hAnsi="Courier New" w:cs="Courier New" w:hint="default"/>
+      </w:rPr>
+    </w:lvl>
+    <w:lvl w:ilvl="5" w:tplc="08090005" w:tentative="1">
+      <w:start w:val="1"/>
+      <w:numFmt w:val="bullet"/>
+      <w:lvlText w:val=""/>
+      <w:lvlJc w:val="left"/>
+      <w:pPr>
+        <w:ind w:left="4320" w:hanging="360"/>
+      </w:pPr>
+      <w:rPr>
+        <w:rFonts w:ascii="Wingdings" w:hAnsi="Wingdings" w:hint="default"/>
+      </w:rPr>
+    </w:lvl>
+    <w:lvl w:ilvl="6" w:tplc="08090001" w:tentative="1">
+      <w:start w:val="1"/>
+      <w:numFmt w:val="bullet"/>
+      <w:lvlText w:val=""/>
+      <w:lvlJc w:val="left"/>
+      <w:pPr>
+        <w:ind w:left="5040" w:hanging="360"/>
+      </w:pPr>
+      <w:rPr>
+        <w:rFonts w:ascii="Symbol" w:hAnsi="Symbol" w:hint="default"/>
+      </w:rPr>
+    </w:lvl>
+    <w:lvl w:ilvl="7" w:tplc="08090003" w:tentative="1">
+      <w:start w:val="1"/>
+      <w:numFmt w:val="bullet"/>
+      <w:lvlText w:val="o"/>
+      <w:lvlJc w:val="left"/>
+      <w:pPr>
+        <w:ind w:left="5760" w:hanging="360"/>
+      </w:pPr>
+      <w:rPr>
+        <w:rFonts w:ascii="Courier New" w:hAnsi="Courier New" w:cs="Courier New" w:hint="default"/>
+      </w:rPr>
+    </w:lvl>
+    <w:lvl w:ilvl="8" w:tplc="08090005" w:tentative="1">
+      <w:start w:val="1"/>
+      <w:numFmt w:val="bullet"/>
+      <w:lvlText w:val=""/>
+      <w:lvlJc w:val="left"/>
+      <w:pPr>
+        <w:ind w:left="6480" w:hanging="360"/>
+      </w:pPr>
+      <w:rPr>
+        <w:rFonts w:ascii="Wingdings" w:hAnsi="Wingdings" w:hint="default"/>
+      </w:rPr>
+    </w:lvl>
+  </w:abstractNum>
+  <w:abstractNum w:abstractNumId="7" w15:restartNumberingAfterBreak="0">
     <w:nsid w:val="6CD33B61"/>
     <w:multiLevelType w:val="hybridMultilevel"/>
     <w:tmpl w:val="7FAA1850"/>
@@ -3044,7 +4128,7 @@
       </w:rPr>
     </w:lvl>
   </w:abstractNum>
-  <w:abstractNum w:abstractNumId="7" w15:restartNumberingAfterBreak="0">
+  <w:abstractNum w:abstractNumId="8" w15:restartNumberingAfterBreak="0">
     <w:nsid w:val="709A052A"/>
     <w:multiLevelType w:val="hybridMultilevel"/>
     <w:tmpl w:val="A7480C30"/>
@@ -3184,7 +4268,7 @@
       </w:rPr>
     </w:lvl>
   </w:abstractNum>
-  <w:abstractNum w:abstractNumId="8" w15:restartNumberingAfterBreak="0">
+  <w:abstractNum w:abstractNumId="9" w15:restartNumberingAfterBreak="0">
     <w:nsid w:val="73305A35"/>
     <w:multiLevelType w:val="hybridMultilevel"/>
     <w:tmpl w:val="B5982AA4"/>
@@ -3297,7 +4381,7 @@
       </w:rPr>
     </w:lvl>
   </w:abstractNum>
-  <w:abstractNum w:abstractNumId="9" w15:restartNumberingAfterBreak="0">
+  <w:abstractNum w:abstractNumId="10" w15:restartNumberingAfterBreak="0">
     <w:nsid w:val="73E15070"/>
     <w:multiLevelType w:val="hybridMultilevel"/>
     <w:tmpl w:val="5B542C3C"/>
@@ -3410,41 +4494,44 @@
       </w:rPr>
     </w:lvl>
   </w:abstractNum>
-  <w:num w:numId="1">
+  <w:num w:numId="1" w16cid:durableId="1649168156">
     <w:abstractNumId w:val="5"/>
   </w:num>
-  <w:num w:numId="2">
+  <w:num w:numId="2" w16cid:durableId="1968312322">
     <w:abstractNumId w:val="0"/>
   </w:num>
-  <w:num w:numId="3">
+  <w:num w:numId="3" w16cid:durableId="525871517">
     <w:abstractNumId w:val="1"/>
   </w:num>
-  <w:num w:numId="4">
+  <w:num w:numId="4" w16cid:durableId="1631204509">
+    <w:abstractNumId w:val="8"/>
+  </w:num>
+  <w:num w:numId="5" w16cid:durableId="1444687540">
     <w:abstractNumId w:val="7"/>
   </w:num>
-  <w:num w:numId="5">
-    <w:abstractNumId w:val="6"/>
-  </w:num>
-  <w:num w:numId="6">
+  <w:num w:numId="6" w16cid:durableId="342323258">
     <w:abstractNumId w:val="2"/>
   </w:num>
-  <w:num w:numId="7">
+  <w:num w:numId="7" w16cid:durableId="1651982864">
+    <w:abstractNumId w:val="10"/>
+  </w:num>
+  <w:num w:numId="8" w16cid:durableId="873545042">
+    <w:abstractNumId w:val="3"/>
+  </w:num>
+  <w:num w:numId="9" w16cid:durableId="927662775">
+    <w:abstractNumId w:val="4"/>
+  </w:num>
+  <w:num w:numId="10" w16cid:durableId="760223374">
     <w:abstractNumId w:val="9"/>
   </w:num>
-  <w:num w:numId="8">
-    <w:abstractNumId w:val="3"/>
-  </w:num>
-  <w:num w:numId="9">
-    <w:abstractNumId w:val="4"/>
-  </w:num>
-  <w:num w:numId="10">
-    <w:abstractNumId w:val="8"/>
+  <w:num w:numId="11" w16cid:durableId="1426925362">
+    <w:abstractNumId w:val="6"/>
   </w:num>
 </w:numbering>
 </file>
 
 <file path=word/styles.xml><?xml version="1.0" encoding="utf-8"?>
-<w:styles xmlns:mc="http://schemas.openxmlformats.org/markup-compatibility/2006" xmlns:r="http://schemas.openxmlformats.org/officeDocument/2006/relationships" xmlns:w="http://schemas.openxmlformats.org/wordprocessingml/2006/main" xmlns:w14="http://schemas.microsoft.com/office/word/2010/wordml" xmlns:w15="http://schemas.microsoft.com/office/word/2012/wordml" xmlns:w16cid="http://schemas.microsoft.com/office/word/2016/wordml/cid" xmlns:w16se="http://schemas.microsoft.com/office/word/2015/wordml/symex" mc:Ignorable="w14 w15 w16se w16cid">
+<w:styles xmlns:mc="http://schemas.openxmlformats.org/markup-compatibility/2006" xmlns:r="http://schemas.openxmlformats.org/officeDocument/2006/relationships" xmlns:w="http://schemas.openxmlformats.org/wordprocessingml/2006/main" xmlns:w14="http://schemas.microsoft.com/office/word/2010/wordml" xmlns:w15="http://schemas.microsoft.com/office/word/2012/wordml" xmlns:w16cex="http://schemas.microsoft.com/office/word/2018/wordml/cex" xmlns:w16cid="http://schemas.microsoft.com/office/word/2016/wordml/cid" xmlns:w16="http://schemas.microsoft.com/office/word/2018/wordml" xmlns:w16du="http://schemas.microsoft.com/office/word/2023/wordml/word16du" xmlns:w16sdtdh="http://schemas.microsoft.com/office/word/2020/wordml/sdtdatahash" xmlns:w16sdtfl="http://schemas.microsoft.com/office/word/2024/wordml/sdtformatlock" xmlns:w16se="http://schemas.microsoft.com/office/word/2015/wordml/symex" mc:Ignorable="w14 w15 w16se w16cid w16 w16cex w16sdtdh w16sdtfl w16du">
   <w:docDefaults>
     <w:rPrDefault>
       <w:rPr>
@@ -4987,18 +6074,18 @@
 </file>
 
 <file path=customXml/item2.xml><?xml version="1.0" encoding="utf-8"?>
+<p:properties xmlns:p="http://schemas.microsoft.com/office/2006/metadata/properties" xmlns:xsi="http://www.w3.org/2001/XMLSchema-instance" xmlns:pc="http://schemas.microsoft.com/office/infopath/2007/PartnerControls">
+  <documentManagement/>
+</p:properties>
+</file>
+
+<file path=customXml/item3.xml><?xml version="1.0" encoding="utf-8"?>
 <?mso-contentType ?>
 <FormTemplates xmlns="http://schemas.microsoft.com/sharepoint/v3/contenttype/forms">
   <Display>DocumentLibraryForm</Display>
   <Edit>DocumentLibraryForm</Edit>
   <New>DocumentLibraryForm</New>
 </FormTemplates>
-</file>
-
-<file path=customXml/item3.xml><?xml version="1.0" encoding="utf-8"?>
-<p:properties xmlns:p="http://schemas.microsoft.com/office/2006/metadata/properties" xmlns:xsi="http://www.w3.org/2001/XMLSchema-instance" xmlns:pc="http://schemas.microsoft.com/office/infopath/2007/PartnerControls">
-  <documentManagement/>
-</p:properties>
 </file>
 
 <file path=customXml/itemProps1.xml><?xml version="1.0" encoding="utf-8"?>
@@ -5021,18 +6108,18 @@
 </file>
 
 <file path=customXml/itemProps2.xml><?xml version="1.0" encoding="utf-8"?>
-<ds:datastoreItem xmlns:ds="http://schemas.openxmlformats.org/officeDocument/2006/customXml" ds:itemID="{486DDB34-CE7B-435F-9FCA-D45A5AD28337}">
-  <ds:schemaRefs>
-    <ds:schemaRef ds:uri="http://schemas.microsoft.com/sharepoint/v3/contenttype/forms"/>
-  </ds:schemaRefs>
-</ds:datastoreItem>
-</file>
-
-<file path=customXml/itemProps3.xml><?xml version="1.0" encoding="utf-8"?>
 <ds:datastoreItem xmlns:ds="http://schemas.openxmlformats.org/officeDocument/2006/customXml" ds:itemID="{26BE6D6A-B531-4609-BB00-F52D88A684F2}">
   <ds:schemaRefs>
     <ds:schemaRef ds:uri="http://schemas.microsoft.com/office/2006/metadata/properties"/>
     <ds:schemaRef ds:uri="http://schemas.microsoft.com/office/infopath/2007/PartnerControls"/>
   </ds:schemaRefs>
 </ds:datastoreItem>
+</file>
+
+<file path=customXml/itemProps3.xml><?xml version="1.0" encoding="utf-8"?>
+<ds:datastoreItem xmlns:ds="http://schemas.openxmlformats.org/officeDocument/2006/customXml" ds:itemID="{486DDB34-CE7B-435F-9FCA-D45A5AD28337}">
+  <ds:schemaRefs>
+    <ds:schemaRef ds:uri="http://schemas.microsoft.com/sharepoint/v3/contenttype/forms"/>
+  </ds:schemaRefs>
+</ds:datastoreItem>
 </file>